--- a/DataBase/Task1/03_ПМИ_23_о_ИП_3_ТумановДМ_ЛР1_20-11-2025.docx
+++ b/DataBase/Task1/03_ПМИ_23_о_ИП_3_ТумановДМ_ЛР1_20-11-2025.docx
@@ -4,42 +4,29 @@
   <w:body>
     <w:p>
       <w:r>
-        <w:t xml:space="preserve">В </w:t>
-      </w:r>
-      <w:r>
-        <w:t>рамках лабораторной работы необходимо</w:t>
-      </w:r>
-      <w:r>
-        <w:t xml:space="preserve"> было</w:t>
-      </w:r>
-      <w:r>
-        <w:t xml:space="preserve"> разработать логическую модель базы данных для издательства. По условию издательство работает с заказчиками, принимает и выполняет заказы, ведёт учёт изданий и сотрудничает с авторами. </w:t>
+        <w:t>В рамках лабораторной работы была разработана логическая модель базы данных, предназначенная для автоматизации деятельности издательства. Модель охватывает основные процессы работы: взаимодействие с заказчиками, оформление заказов, учёт изданий, хранение сведений об авторах и сотрудничество с типографиями. В базе фиксируются данные о заказчиках двух типов — физических лицах и организациях, включая их наименование, контактную информацию, адрес, телефон, факс и, при необходимости, контактное лицо.</w:t>
       </w:r>
     </w:p>
     <w:p>
       <w:r>
-        <w:t>В издательство могут обращаться как частные лица, так и организации. Для каждого заказчика необходимо хранить контактные данные: название или ФИО, адрес, телефон, факс и данные контактной персоны. Далее, издательство принимает заказы на печатную продукцию. Каждый заказ связан с конкретным заказчиком и содержит информацию о виде продукции, связанном издании, данных типографии (её название, адрес, телефон), а также даты приёма и выполнения заказа и отметку о его выполнении.</w:t>
+        <w:t>Учёт издательской продукции реализован через сущность «Издания», для которой сохраняются название, объём в печатных листах и тираж. Поскольку одно издание может иметь нескольких авторов, а один автор может участвовать в создании разных изданий, предусмотрена отдельная сущность «Авторы» с персональными данными, а связь между авторами и изданиями оформлена через промежуточную таблицу. Для выполнения печати издательство взаимодействует с типографиями, по каждой из которых хранятся название, адрес и телефон.</w:t>
       </w:r>
     </w:p>
     <w:p>
       <w:r>
-        <w:t xml:space="preserve">Отдельно учитываются сведения об изданиях, которые издательство выпускает. Для каждого издания фиксируются код, название, авторский состав, объём в печатных листах и тираж. </w:t>
-      </w:r>
-      <w:r>
-        <w:t xml:space="preserve">Т. к. </w:t>
-      </w:r>
-      <w:r>
-        <w:t>издания могут создаваться несколькими авторами, а один автор может участвовать в работе над разными проектами, вводится сущность "Автор". Для автора указываются Ф.И.О., домашний адрес, телефон и дополнительные сведения.</w:t>
+        <w:t>Центральной частью модели является сущность «Заказы». Каждый заказ связан с конкретным заказчиком, с указанным типом продукции, изданием и выбранной типографией. В заказе фиксируются даты приёма и завершения, а также отметка о его выполнении, при этом введены ограничения для обеспечения корректности данных, включая проверку допустимости дат.</w:t>
       </w:r>
     </w:p>
-    <w:p/>
     <w:p>
       <w:r>
+        <w:rPr>
+          <w:noProof/>
+        </w:rPr>
         <w:drawing>
-          <wp:inline distT="0" distB="0" distL="0" distR="0" wp14:anchorId="1D799FCF" wp14:editId="21721843">
-            <wp:extent cx="5940425" cy="3803650"/>
-            <wp:effectExtent l="0" t="0" r="3175" b="6350"/>
-            <wp:docPr id="1138118883" name="Рисунок 1"/>
+          <wp:inline distT="0" distB="0" distL="0" distR="0" wp14:anchorId="4005D7FF" wp14:editId="39401E19">
+            <wp:extent cx="5940425" cy="4798060"/>
+            <wp:effectExtent l="0" t="0" r="3175" b="2540"/>
+            <wp:docPr id="209249099" name="Рисунок 1" descr="Изображение выглядит как текст, снимок экрана, программное обеспечение, дизайн&#10;&#10;Содержимое, созданное искусственным интеллектом, может быть неверным."/>
             <wp:cNvGraphicFramePr>
               <a:graphicFrameLocks xmlns:a="http://schemas.openxmlformats.org/drawingml/2006/main" noChangeAspect="1"/>
             </wp:cNvGraphicFramePr>
@@ -47,7 +34,7 @@
               <a:graphicData uri="http://schemas.openxmlformats.org/drawingml/2006/picture">
                 <pic:pic xmlns:pic="http://schemas.openxmlformats.org/drawingml/2006/picture">
                   <pic:nvPicPr>
-                    <pic:cNvPr id="1138118883" name=""/>
+                    <pic:cNvPr id="209249099" name="Рисунок 1" descr="Изображение выглядит как текст, снимок экрана, программное обеспечение, дизайн&#10;&#10;Содержимое, созданное искусственным интеллектом, может быть неверным."/>
                     <pic:cNvPicPr/>
                   </pic:nvPicPr>
                   <pic:blipFill>
@@ -59,7 +46,7 @@
                   <pic:spPr>
                     <a:xfrm>
                       <a:off x="0" y="0"/>
-                      <a:ext cx="5940425" cy="3803650"/>
+                      <a:ext cx="5940425" cy="4798060"/>
                     </a:xfrm>
                     <a:prstGeom prst="rect">
                       <a:avLst/>
@@ -71,6 +58,2334 @@
           </wp:inline>
         </w:drawing>
       </w:r>
+    </w:p>
+    <w:p>
+      <w:r>
+        <w:lastRenderedPageBreak/>
+        <w:t>И скрипт миграции из исходной:</w:t>
+      </w:r>
+    </w:p>
+    <w:p>
+      <w:pPr>
+        <w:shd w:val="clear" w:color="auto" w:fill="1E1F22"/>
+        <w:tabs>
+          <w:tab w:val="left" w:pos="916"/>
+          <w:tab w:val="left" w:pos="1832"/>
+          <w:tab w:val="left" w:pos="2748"/>
+          <w:tab w:val="left" w:pos="3664"/>
+          <w:tab w:val="left" w:pos="4580"/>
+          <w:tab w:val="left" w:pos="5496"/>
+          <w:tab w:val="left" w:pos="6412"/>
+          <w:tab w:val="left" w:pos="7328"/>
+          <w:tab w:val="left" w:pos="8244"/>
+          <w:tab w:val="left" w:pos="9160"/>
+          <w:tab w:val="left" w:pos="10076"/>
+          <w:tab w:val="left" w:pos="10992"/>
+          <w:tab w:val="left" w:pos="11908"/>
+          <w:tab w:val="left" w:pos="12824"/>
+          <w:tab w:val="left" w:pos="13740"/>
+          <w:tab w:val="left" w:pos="14656"/>
+        </w:tabs>
+        <w:spacing w:after="0" w:line="240" w:lineRule="auto"/>
+        <w:rPr>
+          <w:rFonts w:ascii="Courier New" w:eastAsia="Times New Roman" w:hAnsi="Courier New" w:cs="Courier New"/>
+          <w:color w:val="BCBEC4"/>
+          <w:kern w:val="0"/>
+          <w:sz w:val="20"/>
+          <w:szCs w:val="20"/>
+          <w:lang w:val="en-US" w:eastAsia="ru-RU"/>
+          <w14:ligatures w14:val="none"/>
+        </w:rPr>
+      </w:pPr>
+      <w:r>
+        <w:rPr>
+          <w:rFonts w:ascii="Courier New" w:eastAsia="Times New Roman" w:hAnsi="Courier New" w:cs="Courier New"/>
+          <w:color w:val="CF8E6D"/>
+          <w:kern w:val="0"/>
+          <w:sz w:val="20"/>
+          <w:szCs w:val="20"/>
+          <w:lang w:val="en-US" w:eastAsia="ru-RU"/>
+          <w14:ligatures w14:val="none"/>
+        </w:rPr>
+        <w:t>BEGIN</w:t>
+      </w:r>
+      <w:r>
+        <w:rPr>
+          <w:rFonts w:ascii="Courier New" w:eastAsia="Times New Roman" w:hAnsi="Courier New" w:cs="Courier New"/>
+          <w:color w:val="BCBEC4"/>
+          <w:kern w:val="0"/>
+          <w:sz w:val="20"/>
+          <w:szCs w:val="20"/>
+          <w:lang w:val="en-US" w:eastAsia="ru-RU"/>
+          <w14:ligatures w14:val="none"/>
+        </w:rPr>
+        <w:t>;</w:t>
+      </w:r>
+      <w:r>
+        <w:rPr>
+          <w:rFonts w:ascii="Courier New" w:eastAsia="Times New Roman" w:hAnsi="Courier New" w:cs="Courier New"/>
+          <w:color w:val="BCBEC4"/>
+          <w:kern w:val="0"/>
+          <w:sz w:val="20"/>
+          <w:szCs w:val="20"/>
+          <w:lang w:val="en-US" w:eastAsia="ru-RU"/>
+          <w14:ligatures w14:val="none"/>
+        </w:rPr>
+        <w:br/>
+      </w:r>
+      <w:r>
+        <w:rPr>
+          <w:rFonts w:ascii="Courier New" w:eastAsia="Times New Roman" w:hAnsi="Courier New" w:cs="Courier New"/>
+          <w:color w:val="BCBEC4"/>
+          <w:kern w:val="0"/>
+          <w:sz w:val="20"/>
+          <w:szCs w:val="20"/>
+          <w:lang w:val="en-US" w:eastAsia="ru-RU"/>
+          <w14:ligatures w14:val="none"/>
+        </w:rPr>
+        <w:br/>
+      </w:r>
+      <w:r>
+        <w:rPr>
+          <w:rFonts w:ascii="Courier New" w:eastAsia="Times New Roman" w:hAnsi="Courier New" w:cs="Courier New"/>
+          <w:color w:val="7A7E85"/>
+          <w:kern w:val="0"/>
+          <w:sz w:val="20"/>
+          <w:szCs w:val="20"/>
+          <w:lang w:val="en-US" w:eastAsia="ru-RU"/>
+          <w14:ligatures w14:val="none"/>
+        </w:rPr>
+        <w:t>-- 1. Create table to store unique typography details</w:t>
+      </w:r>
+      <w:r>
+        <w:rPr>
+          <w:rFonts w:ascii="Courier New" w:eastAsia="Times New Roman" w:hAnsi="Courier New" w:cs="Courier New"/>
+          <w:color w:val="7A7E85"/>
+          <w:kern w:val="0"/>
+          <w:sz w:val="20"/>
+          <w:szCs w:val="20"/>
+          <w:lang w:val="en-US" w:eastAsia="ru-RU"/>
+          <w14:ligatures w14:val="none"/>
+        </w:rPr>
+        <w:br/>
+      </w:r>
+      <w:r>
+        <w:rPr>
+          <w:rFonts w:ascii="Courier New" w:eastAsia="Times New Roman" w:hAnsi="Courier New" w:cs="Courier New"/>
+          <w:color w:val="CF8E6D"/>
+          <w:kern w:val="0"/>
+          <w:sz w:val="20"/>
+          <w:szCs w:val="20"/>
+          <w:lang w:val="en-US" w:eastAsia="ru-RU"/>
+          <w14:ligatures w14:val="none"/>
+        </w:rPr>
+        <w:t xml:space="preserve">CREATE TABLE IF NOT EXISTS </w:t>
+      </w:r>
+      <w:r>
+        <w:rPr>
+          <w:rFonts w:ascii="Courier New" w:eastAsia="Times New Roman" w:hAnsi="Courier New" w:cs="Courier New"/>
+          <w:color w:val="BCBEC4"/>
+          <w:kern w:val="0"/>
+          <w:sz w:val="20"/>
+          <w:szCs w:val="20"/>
+          <w:lang w:val="en-US" w:eastAsia="ru-RU"/>
+          <w14:ligatures w14:val="none"/>
+        </w:rPr>
+        <w:t>typographies (</w:t>
+      </w:r>
+      <w:r>
+        <w:rPr>
+          <w:rFonts w:ascii="Courier New" w:eastAsia="Times New Roman" w:hAnsi="Courier New" w:cs="Courier New"/>
+          <w:color w:val="BCBEC4"/>
+          <w:kern w:val="0"/>
+          <w:sz w:val="20"/>
+          <w:szCs w:val="20"/>
+          <w:lang w:val="en-US" w:eastAsia="ru-RU"/>
+          <w14:ligatures w14:val="none"/>
+        </w:rPr>
+        <w:br/>
+        <w:t xml:space="preserve">  </w:t>
+      </w:r>
+      <w:r>
+        <w:rPr>
+          <w:rFonts w:ascii="Courier New" w:eastAsia="Times New Roman" w:hAnsi="Courier New" w:cs="Courier New"/>
+          <w:color w:val="C77DBB"/>
+          <w:kern w:val="0"/>
+          <w:sz w:val="20"/>
+          <w:szCs w:val="20"/>
+          <w:lang w:val="en-US" w:eastAsia="ru-RU"/>
+          <w14:ligatures w14:val="none"/>
+        </w:rPr>
+        <w:t xml:space="preserve">id </w:t>
+      </w:r>
+      <w:r>
+        <w:rPr>
+          <w:rFonts w:ascii="Courier New" w:eastAsia="Times New Roman" w:hAnsi="Courier New" w:cs="Courier New"/>
+          <w:color w:val="CF8E6D"/>
+          <w:kern w:val="0"/>
+          <w:sz w:val="20"/>
+          <w:szCs w:val="20"/>
+          <w:lang w:val="en-US" w:eastAsia="ru-RU"/>
+          <w14:ligatures w14:val="none"/>
+        </w:rPr>
+        <w:t>serial PRIMARY KEY</w:t>
+      </w:r>
+      <w:r>
+        <w:rPr>
+          <w:rFonts w:ascii="Courier New" w:eastAsia="Times New Roman" w:hAnsi="Courier New" w:cs="Courier New"/>
+          <w:color w:val="BCBEC4"/>
+          <w:kern w:val="0"/>
+          <w:sz w:val="20"/>
+          <w:szCs w:val="20"/>
+          <w:lang w:val="en-US" w:eastAsia="ru-RU"/>
+          <w14:ligatures w14:val="none"/>
+        </w:rPr>
+        <w:t>,</w:t>
+      </w:r>
+      <w:r>
+        <w:rPr>
+          <w:rFonts w:ascii="Courier New" w:eastAsia="Times New Roman" w:hAnsi="Courier New" w:cs="Courier New"/>
+          <w:color w:val="BCBEC4"/>
+          <w:kern w:val="0"/>
+          <w:sz w:val="20"/>
+          <w:szCs w:val="20"/>
+          <w:lang w:val="en-US" w:eastAsia="ru-RU"/>
+          <w14:ligatures w14:val="none"/>
+        </w:rPr>
+        <w:br/>
+        <w:t xml:space="preserve">  </w:t>
+      </w:r>
+      <w:r>
+        <w:rPr>
+          <w:rFonts w:ascii="Courier New" w:eastAsia="Times New Roman" w:hAnsi="Courier New" w:cs="Courier New"/>
+          <w:color w:val="C77DBB"/>
+          <w:kern w:val="0"/>
+          <w:sz w:val="20"/>
+          <w:szCs w:val="20"/>
+          <w:lang w:val="en-US" w:eastAsia="ru-RU"/>
+          <w14:ligatures w14:val="none"/>
+        </w:rPr>
+        <w:t xml:space="preserve">name </w:t>
+      </w:r>
+      <w:r>
+        <w:rPr>
+          <w:rFonts w:ascii="Courier New" w:eastAsia="Times New Roman" w:hAnsi="Courier New" w:cs="Courier New"/>
+          <w:color w:val="CF8E6D"/>
+          <w:kern w:val="0"/>
+          <w:sz w:val="20"/>
+          <w:szCs w:val="20"/>
+          <w:lang w:val="en-US" w:eastAsia="ru-RU"/>
+          <w14:ligatures w14:val="none"/>
+        </w:rPr>
+        <w:t>text NOT NULL</w:t>
+      </w:r>
+      <w:r>
+        <w:rPr>
+          <w:rFonts w:ascii="Courier New" w:eastAsia="Times New Roman" w:hAnsi="Courier New" w:cs="Courier New"/>
+          <w:color w:val="BCBEC4"/>
+          <w:kern w:val="0"/>
+          <w:sz w:val="20"/>
+          <w:szCs w:val="20"/>
+          <w:lang w:val="en-US" w:eastAsia="ru-RU"/>
+          <w14:ligatures w14:val="none"/>
+        </w:rPr>
+        <w:t>,</w:t>
+      </w:r>
+      <w:r>
+        <w:rPr>
+          <w:rFonts w:ascii="Courier New" w:eastAsia="Times New Roman" w:hAnsi="Courier New" w:cs="Courier New"/>
+          <w:color w:val="BCBEC4"/>
+          <w:kern w:val="0"/>
+          <w:sz w:val="20"/>
+          <w:szCs w:val="20"/>
+          <w:lang w:val="en-US" w:eastAsia="ru-RU"/>
+          <w14:ligatures w14:val="none"/>
+        </w:rPr>
+        <w:br/>
+        <w:t xml:space="preserve">  </w:t>
+      </w:r>
+      <w:r>
+        <w:rPr>
+          <w:rFonts w:ascii="Courier New" w:eastAsia="Times New Roman" w:hAnsi="Courier New" w:cs="Courier New"/>
+          <w:color w:val="C77DBB"/>
+          <w:kern w:val="0"/>
+          <w:sz w:val="20"/>
+          <w:szCs w:val="20"/>
+          <w:lang w:val="en-US" w:eastAsia="ru-RU"/>
+          <w14:ligatures w14:val="none"/>
+        </w:rPr>
+        <w:t xml:space="preserve">addr </w:t>
+      </w:r>
+      <w:r>
+        <w:rPr>
+          <w:rFonts w:ascii="Courier New" w:eastAsia="Times New Roman" w:hAnsi="Courier New" w:cs="Courier New"/>
+          <w:color w:val="CF8E6D"/>
+          <w:kern w:val="0"/>
+          <w:sz w:val="20"/>
+          <w:szCs w:val="20"/>
+          <w:lang w:val="en-US" w:eastAsia="ru-RU"/>
+          <w14:ligatures w14:val="none"/>
+        </w:rPr>
+        <w:t>text</w:t>
+      </w:r>
+      <w:r>
+        <w:rPr>
+          <w:rFonts w:ascii="Courier New" w:eastAsia="Times New Roman" w:hAnsi="Courier New" w:cs="Courier New"/>
+          <w:color w:val="BCBEC4"/>
+          <w:kern w:val="0"/>
+          <w:sz w:val="20"/>
+          <w:szCs w:val="20"/>
+          <w:lang w:val="en-US" w:eastAsia="ru-RU"/>
+          <w14:ligatures w14:val="none"/>
+        </w:rPr>
+        <w:t>,</w:t>
+      </w:r>
+      <w:r>
+        <w:rPr>
+          <w:rFonts w:ascii="Courier New" w:eastAsia="Times New Roman" w:hAnsi="Courier New" w:cs="Courier New"/>
+          <w:color w:val="BCBEC4"/>
+          <w:kern w:val="0"/>
+          <w:sz w:val="20"/>
+          <w:szCs w:val="20"/>
+          <w:lang w:val="en-US" w:eastAsia="ru-RU"/>
+          <w14:ligatures w14:val="none"/>
+        </w:rPr>
+        <w:br/>
+        <w:t xml:space="preserve">  </w:t>
+      </w:r>
+      <w:r>
+        <w:rPr>
+          <w:rFonts w:ascii="Courier New" w:eastAsia="Times New Roman" w:hAnsi="Courier New" w:cs="Courier New"/>
+          <w:color w:val="C77DBB"/>
+          <w:kern w:val="0"/>
+          <w:sz w:val="20"/>
+          <w:szCs w:val="20"/>
+          <w:lang w:val="en-US" w:eastAsia="ru-RU"/>
+          <w14:ligatures w14:val="none"/>
+        </w:rPr>
+        <w:t xml:space="preserve">tel </w:t>
+      </w:r>
+      <w:r>
+        <w:rPr>
+          <w:rFonts w:ascii="Courier New" w:eastAsia="Times New Roman" w:hAnsi="Courier New" w:cs="Courier New"/>
+          <w:color w:val="CF8E6D"/>
+          <w:kern w:val="0"/>
+          <w:sz w:val="20"/>
+          <w:szCs w:val="20"/>
+          <w:lang w:val="en-US" w:eastAsia="ru-RU"/>
+          <w14:ligatures w14:val="none"/>
+        </w:rPr>
+        <w:t>text</w:t>
+      </w:r>
+      <w:r>
+        <w:rPr>
+          <w:rFonts w:ascii="Courier New" w:eastAsia="Times New Roman" w:hAnsi="Courier New" w:cs="Courier New"/>
+          <w:color w:val="BCBEC4"/>
+          <w:kern w:val="0"/>
+          <w:sz w:val="20"/>
+          <w:szCs w:val="20"/>
+          <w:lang w:val="en-US" w:eastAsia="ru-RU"/>
+          <w14:ligatures w14:val="none"/>
+        </w:rPr>
+        <w:t>,</w:t>
+      </w:r>
+      <w:r>
+        <w:rPr>
+          <w:rFonts w:ascii="Courier New" w:eastAsia="Times New Roman" w:hAnsi="Courier New" w:cs="Courier New"/>
+          <w:color w:val="BCBEC4"/>
+          <w:kern w:val="0"/>
+          <w:sz w:val="20"/>
+          <w:szCs w:val="20"/>
+          <w:lang w:val="en-US" w:eastAsia="ru-RU"/>
+          <w14:ligatures w14:val="none"/>
+        </w:rPr>
+        <w:br/>
+        <w:t xml:space="preserve">  </w:t>
+      </w:r>
+      <w:r>
+        <w:rPr>
+          <w:rFonts w:ascii="Courier New" w:eastAsia="Times New Roman" w:hAnsi="Courier New" w:cs="Courier New"/>
+          <w:color w:val="CF8E6D"/>
+          <w:kern w:val="0"/>
+          <w:sz w:val="20"/>
+          <w:szCs w:val="20"/>
+          <w:lang w:val="en-US" w:eastAsia="ru-RU"/>
+          <w14:ligatures w14:val="none"/>
+        </w:rPr>
+        <w:t xml:space="preserve">CONSTRAINT </w:t>
+      </w:r>
+      <w:r>
+        <w:rPr>
+          <w:rFonts w:ascii="Courier New" w:eastAsia="Times New Roman" w:hAnsi="Courier New" w:cs="Courier New"/>
+          <w:color w:val="BCBEC4"/>
+          <w:kern w:val="0"/>
+          <w:sz w:val="20"/>
+          <w:szCs w:val="20"/>
+          <w:lang w:val="en-US" w:eastAsia="ru-RU"/>
+          <w14:ligatures w14:val="none"/>
+        </w:rPr>
+        <w:t xml:space="preserve">uq_typography </w:t>
+      </w:r>
+      <w:r>
+        <w:rPr>
+          <w:rFonts w:ascii="Courier New" w:eastAsia="Times New Roman" w:hAnsi="Courier New" w:cs="Courier New"/>
+          <w:color w:val="CF8E6D"/>
+          <w:kern w:val="0"/>
+          <w:sz w:val="20"/>
+          <w:szCs w:val="20"/>
+          <w:lang w:val="en-US" w:eastAsia="ru-RU"/>
+          <w14:ligatures w14:val="none"/>
+        </w:rPr>
+        <w:t>UNIQUE</w:t>
+      </w:r>
+      <w:r>
+        <w:rPr>
+          <w:rFonts w:ascii="Courier New" w:eastAsia="Times New Roman" w:hAnsi="Courier New" w:cs="Courier New"/>
+          <w:color w:val="BCBEC4"/>
+          <w:kern w:val="0"/>
+          <w:sz w:val="20"/>
+          <w:szCs w:val="20"/>
+          <w:lang w:val="en-US" w:eastAsia="ru-RU"/>
+          <w14:ligatures w14:val="none"/>
+        </w:rPr>
+        <w:t>(</w:t>
+      </w:r>
+      <w:r>
+        <w:rPr>
+          <w:rFonts w:ascii="Courier New" w:eastAsia="Times New Roman" w:hAnsi="Courier New" w:cs="Courier New"/>
+          <w:color w:val="C77DBB"/>
+          <w:kern w:val="0"/>
+          <w:sz w:val="20"/>
+          <w:szCs w:val="20"/>
+          <w:lang w:val="en-US" w:eastAsia="ru-RU"/>
+          <w14:ligatures w14:val="none"/>
+        </w:rPr>
+        <w:t>name</w:t>
+      </w:r>
+      <w:r>
+        <w:rPr>
+          <w:rFonts w:ascii="Courier New" w:eastAsia="Times New Roman" w:hAnsi="Courier New" w:cs="Courier New"/>
+          <w:color w:val="BCBEC4"/>
+          <w:kern w:val="0"/>
+          <w:sz w:val="20"/>
+          <w:szCs w:val="20"/>
+          <w:lang w:val="en-US" w:eastAsia="ru-RU"/>
+          <w14:ligatures w14:val="none"/>
+        </w:rPr>
+        <w:t xml:space="preserve">, </w:t>
+      </w:r>
+      <w:r>
+        <w:rPr>
+          <w:rFonts w:ascii="Courier New" w:eastAsia="Times New Roman" w:hAnsi="Courier New" w:cs="Courier New"/>
+          <w:color w:val="C77DBB"/>
+          <w:kern w:val="0"/>
+          <w:sz w:val="20"/>
+          <w:szCs w:val="20"/>
+          <w:lang w:val="en-US" w:eastAsia="ru-RU"/>
+          <w14:ligatures w14:val="none"/>
+        </w:rPr>
+        <w:t>addr</w:t>
+      </w:r>
+      <w:r>
+        <w:rPr>
+          <w:rFonts w:ascii="Courier New" w:eastAsia="Times New Roman" w:hAnsi="Courier New" w:cs="Courier New"/>
+          <w:color w:val="BCBEC4"/>
+          <w:kern w:val="0"/>
+          <w:sz w:val="20"/>
+          <w:szCs w:val="20"/>
+          <w:lang w:val="en-US" w:eastAsia="ru-RU"/>
+          <w14:ligatures w14:val="none"/>
+        </w:rPr>
+        <w:t xml:space="preserve">, </w:t>
+      </w:r>
+      <w:r>
+        <w:rPr>
+          <w:rFonts w:ascii="Courier New" w:eastAsia="Times New Roman" w:hAnsi="Courier New" w:cs="Courier New"/>
+          <w:color w:val="C77DBB"/>
+          <w:kern w:val="0"/>
+          <w:sz w:val="20"/>
+          <w:szCs w:val="20"/>
+          <w:lang w:val="en-US" w:eastAsia="ru-RU"/>
+          <w14:ligatures w14:val="none"/>
+        </w:rPr>
+        <w:t>tel</w:t>
+      </w:r>
+      <w:r>
+        <w:rPr>
+          <w:rFonts w:ascii="Courier New" w:eastAsia="Times New Roman" w:hAnsi="Courier New" w:cs="Courier New"/>
+          <w:color w:val="BCBEC4"/>
+          <w:kern w:val="0"/>
+          <w:sz w:val="20"/>
+          <w:szCs w:val="20"/>
+          <w:lang w:val="en-US" w:eastAsia="ru-RU"/>
+          <w14:ligatures w14:val="none"/>
+        </w:rPr>
+        <w:t>)</w:t>
+      </w:r>
+      <w:r>
+        <w:rPr>
+          <w:rFonts w:ascii="Courier New" w:eastAsia="Times New Roman" w:hAnsi="Courier New" w:cs="Courier New"/>
+          <w:color w:val="BCBEC4"/>
+          <w:kern w:val="0"/>
+          <w:sz w:val="20"/>
+          <w:szCs w:val="20"/>
+          <w:lang w:val="en-US" w:eastAsia="ru-RU"/>
+          <w14:ligatures w14:val="none"/>
+        </w:rPr>
+        <w:br/>
+        <w:t>);</w:t>
+      </w:r>
+      <w:r>
+        <w:rPr>
+          <w:rFonts w:ascii="Courier New" w:eastAsia="Times New Roman" w:hAnsi="Courier New" w:cs="Courier New"/>
+          <w:color w:val="BCBEC4"/>
+          <w:kern w:val="0"/>
+          <w:sz w:val="20"/>
+          <w:szCs w:val="20"/>
+          <w:lang w:val="en-US" w:eastAsia="ru-RU"/>
+          <w14:ligatures w14:val="none"/>
+        </w:rPr>
+        <w:br/>
+      </w:r>
+      <w:r>
+        <w:rPr>
+          <w:rFonts w:ascii="Courier New" w:eastAsia="Times New Roman" w:hAnsi="Courier New" w:cs="Courier New"/>
+          <w:color w:val="BCBEC4"/>
+          <w:kern w:val="0"/>
+          <w:sz w:val="20"/>
+          <w:szCs w:val="20"/>
+          <w:lang w:val="en-US" w:eastAsia="ru-RU"/>
+          <w14:ligatures w14:val="none"/>
+        </w:rPr>
+        <w:br/>
+      </w:r>
+      <w:r>
+        <w:rPr>
+          <w:rFonts w:ascii="Courier New" w:eastAsia="Times New Roman" w:hAnsi="Courier New" w:cs="Courier New"/>
+          <w:color w:val="7A7E85"/>
+          <w:kern w:val="0"/>
+          <w:sz w:val="20"/>
+          <w:szCs w:val="20"/>
+          <w:lang w:val="en-US" w:eastAsia="ru-RU"/>
+          <w14:ligatures w14:val="none"/>
+        </w:rPr>
+        <w:t>-- 2. Add reference column to orders</w:t>
+      </w:r>
+      <w:r>
+        <w:rPr>
+          <w:rFonts w:ascii="Courier New" w:eastAsia="Times New Roman" w:hAnsi="Courier New" w:cs="Courier New"/>
+          <w:color w:val="7A7E85"/>
+          <w:kern w:val="0"/>
+          <w:sz w:val="20"/>
+          <w:szCs w:val="20"/>
+          <w:lang w:val="en-US" w:eastAsia="ru-RU"/>
+          <w14:ligatures w14:val="none"/>
+        </w:rPr>
+        <w:br/>
+      </w:r>
+      <w:r>
+        <w:rPr>
+          <w:rFonts w:ascii="Courier New" w:eastAsia="Times New Roman" w:hAnsi="Courier New" w:cs="Courier New"/>
+          <w:color w:val="CF8E6D"/>
+          <w:kern w:val="0"/>
+          <w:sz w:val="20"/>
+          <w:szCs w:val="20"/>
+          <w:lang w:val="en-US" w:eastAsia="ru-RU"/>
+          <w14:ligatures w14:val="none"/>
+        </w:rPr>
+        <w:t xml:space="preserve">ALTER TABLE </w:t>
+      </w:r>
+      <w:r>
+        <w:rPr>
+          <w:rFonts w:ascii="Courier New" w:eastAsia="Times New Roman" w:hAnsi="Courier New" w:cs="Courier New"/>
+          <w:color w:val="BCBEC4"/>
+          <w:kern w:val="0"/>
+          <w:sz w:val="20"/>
+          <w:szCs w:val="20"/>
+          <w:lang w:val="en-US" w:eastAsia="ru-RU"/>
+          <w14:ligatures w14:val="none"/>
+        </w:rPr>
+        <w:t>orders</w:t>
+      </w:r>
+      <w:r>
+        <w:rPr>
+          <w:rFonts w:ascii="Courier New" w:eastAsia="Times New Roman" w:hAnsi="Courier New" w:cs="Courier New"/>
+          <w:color w:val="BCBEC4"/>
+          <w:kern w:val="0"/>
+          <w:sz w:val="20"/>
+          <w:szCs w:val="20"/>
+          <w:lang w:val="en-US" w:eastAsia="ru-RU"/>
+          <w14:ligatures w14:val="none"/>
+        </w:rPr>
+        <w:br/>
+        <w:t xml:space="preserve">  </w:t>
+      </w:r>
+      <w:r>
+        <w:rPr>
+          <w:rFonts w:ascii="Courier New" w:eastAsia="Times New Roman" w:hAnsi="Courier New" w:cs="Courier New"/>
+          <w:color w:val="CF8E6D"/>
+          <w:kern w:val="0"/>
+          <w:sz w:val="20"/>
+          <w:szCs w:val="20"/>
+          <w:lang w:val="en-US" w:eastAsia="ru-RU"/>
+          <w14:ligatures w14:val="none"/>
+        </w:rPr>
+        <w:t xml:space="preserve">ADD COLUMN IF NOT EXISTS </w:t>
+      </w:r>
+      <w:r>
+        <w:rPr>
+          <w:rFonts w:ascii="Courier New" w:eastAsia="Times New Roman" w:hAnsi="Courier New" w:cs="Courier New"/>
+          <w:color w:val="C77DBB"/>
+          <w:kern w:val="0"/>
+          <w:sz w:val="20"/>
+          <w:szCs w:val="20"/>
+          <w:lang w:val="en-US" w:eastAsia="ru-RU"/>
+          <w14:ligatures w14:val="none"/>
+        </w:rPr>
+        <w:t xml:space="preserve">typography_id </w:t>
+      </w:r>
+      <w:r>
+        <w:rPr>
+          <w:rFonts w:ascii="Courier New" w:eastAsia="Times New Roman" w:hAnsi="Courier New" w:cs="Courier New"/>
+          <w:color w:val="CF8E6D"/>
+          <w:kern w:val="0"/>
+          <w:sz w:val="20"/>
+          <w:szCs w:val="20"/>
+          <w:lang w:val="en-US" w:eastAsia="ru-RU"/>
+          <w14:ligatures w14:val="none"/>
+        </w:rPr>
+        <w:t>int</w:t>
+      </w:r>
+      <w:r>
+        <w:rPr>
+          <w:rFonts w:ascii="Courier New" w:eastAsia="Times New Roman" w:hAnsi="Courier New" w:cs="Courier New"/>
+          <w:color w:val="BCBEC4"/>
+          <w:kern w:val="0"/>
+          <w:sz w:val="20"/>
+          <w:szCs w:val="20"/>
+          <w:lang w:val="en-US" w:eastAsia="ru-RU"/>
+          <w14:ligatures w14:val="none"/>
+        </w:rPr>
+        <w:t>;</w:t>
+      </w:r>
+      <w:r>
+        <w:rPr>
+          <w:rFonts w:ascii="Courier New" w:eastAsia="Times New Roman" w:hAnsi="Courier New" w:cs="Courier New"/>
+          <w:color w:val="BCBEC4"/>
+          <w:kern w:val="0"/>
+          <w:sz w:val="20"/>
+          <w:szCs w:val="20"/>
+          <w:lang w:val="en-US" w:eastAsia="ru-RU"/>
+          <w14:ligatures w14:val="none"/>
+        </w:rPr>
+        <w:br/>
+      </w:r>
+      <w:r>
+        <w:rPr>
+          <w:rFonts w:ascii="Courier New" w:eastAsia="Times New Roman" w:hAnsi="Courier New" w:cs="Courier New"/>
+          <w:color w:val="BCBEC4"/>
+          <w:kern w:val="0"/>
+          <w:sz w:val="20"/>
+          <w:szCs w:val="20"/>
+          <w:lang w:val="en-US" w:eastAsia="ru-RU"/>
+          <w14:ligatures w14:val="none"/>
+        </w:rPr>
+        <w:br/>
+      </w:r>
+      <w:r>
+        <w:rPr>
+          <w:rFonts w:ascii="Courier New" w:eastAsia="Times New Roman" w:hAnsi="Courier New" w:cs="Courier New"/>
+          <w:color w:val="7A7E85"/>
+          <w:kern w:val="0"/>
+          <w:sz w:val="20"/>
+          <w:szCs w:val="20"/>
+          <w:lang w:val="en-US" w:eastAsia="ru-RU"/>
+          <w14:ligatures w14:val="none"/>
+        </w:rPr>
+        <w:t>-- 3. Seed typographies from existing orders data</w:t>
+      </w:r>
+      <w:r>
+        <w:rPr>
+          <w:rFonts w:ascii="Courier New" w:eastAsia="Times New Roman" w:hAnsi="Courier New" w:cs="Courier New"/>
+          <w:color w:val="7A7E85"/>
+          <w:kern w:val="0"/>
+          <w:sz w:val="20"/>
+          <w:szCs w:val="20"/>
+          <w:lang w:val="en-US" w:eastAsia="ru-RU"/>
+          <w14:ligatures w14:val="none"/>
+        </w:rPr>
+        <w:br/>
+      </w:r>
+      <w:r>
+        <w:rPr>
+          <w:rFonts w:ascii="Courier New" w:eastAsia="Times New Roman" w:hAnsi="Courier New" w:cs="Courier New"/>
+          <w:color w:val="CF8E6D"/>
+          <w:kern w:val="0"/>
+          <w:sz w:val="20"/>
+          <w:szCs w:val="20"/>
+          <w:lang w:val="en-US" w:eastAsia="ru-RU"/>
+          <w14:ligatures w14:val="none"/>
+        </w:rPr>
+        <w:t xml:space="preserve">INSERT INTO </w:t>
+      </w:r>
+      <w:r>
+        <w:rPr>
+          <w:rFonts w:ascii="Courier New" w:eastAsia="Times New Roman" w:hAnsi="Courier New" w:cs="Courier New"/>
+          <w:color w:val="BCBEC4"/>
+          <w:kern w:val="0"/>
+          <w:sz w:val="20"/>
+          <w:szCs w:val="20"/>
+          <w:lang w:val="en-US" w:eastAsia="ru-RU"/>
+          <w14:ligatures w14:val="none"/>
+        </w:rPr>
+        <w:t>typographies(</w:t>
+      </w:r>
+      <w:r>
+        <w:rPr>
+          <w:rFonts w:ascii="Courier New" w:eastAsia="Times New Roman" w:hAnsi="Courier New" w:cs="Courier New"/>
+          <w:color w:val="C77DBB"/>
+          <w:kern w:val="0"/>
+          <w:sz w:val="20"/>
+          <w:szCs w:val="20"/>
+          <w:lang w:val="en-US" w:eastAsia="ru-RU"/>
+          <w14:ligatures w14:val="none"/>
+        </w:rPr>
+        <w:t>name</w:t>
+      </w:r>
+      <w:r>
+        <w:rPr>
+          <w:rFonts w:ascii="Courier New" w:eastAsia="Times New Roman" w:hAnsi="Courier New" w:cs="Courier New"/>
+          <w:color w:val="BCBEC4"/>
+          <w:kern w:val="0"/>
+          <w:sz w:val="20"/>
+          <w:szCs w:val="20"/>
+          <w:lang w:val="en-US" w:eastAsia="ru-RU"/>
+          <w14:ligatures w14:val="none"/>
+        </w:rPr>
+        <w:t xml:space="preserve">, </w:t>
+      </w:r>
+      <w:r>
+        <w:rPr>
+          <w:rFonts w:ascii="Courier New" w:eastAsia="Times New Roman" w:hAnsi="Courier New" w:cs="Courier New"/>
+          <w:color w:val="C77DBB"/>
+          <w:kern w:val="0"/>
+          <w:sz w:val="20"/>
+          <w:szCs w:val="20"/>
+          <w:lang w:val="en-US" w:eastAsia="ru-RU"/>
+          <w14:ligatures w14:val="none"/>
+        </w:rPr>
+        <w:t>addr</w:t>
+      </w:r>
+      <w:r>
+        <w:rPr>
+          <w:rFonts w:ascii="Courier New" w:eastAsia="Times New Roman" w:hAnsi="Courier New" w:cs="Courier New"/>
+          <w:color w:val="BCBEC4"/>
+          <w:kern w:val="0"/>
+          <w:sz w:val="20"/>
+          <w:szCs w:val="20"/>
+          <w:lang w:val="en-US" w:eastAsia="ru-RU"/>
+          <w14:ligatures w14:val="none"/>
+        </w:rPr>
+        <w:t xml:space="preserve">, </w:t>
+      </w:r>
+      <w:r>
+        <w:rPr>
+          <w:rFonts w:ascii="Courier New" w:eastAsia="Times New Roman" w:hAnsi="Courier New" w:cs="Courier New"/>
+          <w:color w:val="C77DBB"/>
+          <w:kern w:val="0"/>
+          <w:sz w:val="20"/>
+          <w:szCs w:val="20"/>
+          <w:lang w:val="en-US" w:eastAsia="ru-RU"/>
+          <w14:ligatures w14:val="none"/>
+        </w:rPr>
+        <w:t>tel</w:t>
+      </w:r>
+      <w:r>
+        <w:rPr>
+          <w:rFonts w:ascii="Courier New" w:eastAsia="Times New Roman" w:hAnsi="Courier New" w:cs="Courier New"/>
+          <w:color w:val="BCBEC4"/>
+          <w:kern w:val="0"/>
+          <w:sz w:val="20"/>
+          <w:szCs w:val="20"/>
+          <w:lang w:val="en-US" w:eastAsia="ru-RU"/>
+          <w14:ligatures w14:val="none"/>
+        </w:rPr>
+        <w:t>)</w:t>
+      </w:r>
+      <w:r>
+        <w:rPr>
+          <w:rFonts w:ascii="Courier New" w:eastAsia="Times New Roman" w:hAnsi="Courier New" w:cs="Courier New"/>
+          <w:color w:val="BCBEC4"/>
+          <w:kern w:val="0"/>
+          <w:sz w:val="20"/>
+          <w:szCs w:val="20"/>
+          <w:lang w:val="en-US" w:eastAsia="ru-RU"/>
+          <w14:ligatures w14:val="none"/>
+        </w:rPr>
+        <w:br/>
+      </w:r>
+      <w:r>
+        <w:rPr>
+          <w:rFonts w:ascii="Courier New" w:eastAsia="Times New Roman" w:hAnsi="Courier New" w:cs="Courier New"/>
+          <w:color w:val="CF8E6D"/>
+          <w:kern w:val="0"/>
+          <w:sz w:val="20"/>
+          <w:szCs w:val="20"/>
+          <w:lang w:val="en-US" w:eastAsia="ru-RU"/>
+          <w14:ligatures w14:val="none"/>
+        </w:rPr>
+        <w:t xml:space="preserve">SELECT DISTINCT </w:t>
+      </w:r>
+      <w:r>
+        <w:rPr>
+          <w:rFonts w:ascii="Courier New" w:eastAsia="Times New Roman" w:hAnsi="Courier New" w:cs="Courier New"/>
+          <w:color w:val="C77DBB"/>
+          <w:kern w:val="0"/>
+          <w:sz w:val="20"/>
+          <w:szCs w:val="20"/>
+          <w:lang w:val="en-US" w:eastAsia="ru-RU"/>
+          <w14:ligatures w14:val="none"/>
+        </w:rPr>
+        <w:t>typography_name</w:t>
+      </w:r>
+      <w:r>
+        <w:rPr>
+          <w:rFonts w:ascii="Courier New" w:eastAsia="Times New Roman" w:hAnsi="Courier New" w:cs="Courier New"/>
+          <w:color w:val="BCBEC4"/>
+          <w:kern w:val="0"/>
+          <w:sz w:val="20"/>
+          <w:szCs w:val="20"/>
+          <w:lang w:val="en-US" w:eastAsia="ru-RU"/>
+          <w14:ligatures w14:val="none"/>
+        </w:rPr>
+        <w:t xml:space="preserve">, </w:t>
+      </w:r>
+      <w:r>
+        <w:rPr>
+          <w:rFonts w:ascii="Courier New" w:eastAsia="Times New Roman" w:hAnsi="Courier New" w:cs="Courier New"/>
+          <w:color w:val="C77DBB"/>
+          <w:kern w:val="0"/>
+          <w:sz w:val="20"/>
+          <w:szCs w:val="20"/>
+          <w:lang w:val="en-US" w:eastAsia="ru-RU"/>
+          <w14:ligatures w14:val="none"/>
+        </w:rPr>
+        <w:t>typography_addr</w:t>
+      </w:r>
+      <w:r>
+        <w:rPr>
+          <w:rFonts w:ascii="Courier New" w:eastAsia="Times New Roman" w:hAnsi="Courier New" w:cs="Courier New"/>
+          <w:color w:val="BCBEC4"/>
+          <w:kern w:val="0"/>
+          <w:sz w:val="20"/>
+          <w:szCs w:val="20"/>
+          <w:lang w:val="en-US" w:eastAsia="ru-RU"/>
+          <w14:ligatures w14:val="none"/>
+        </w:rPr>
+        <w:t xml:space="preserve">, </w:t>
+      </w:r>
+      <w:r>
+        <w:rPr>
+          <w:rFonts w:ascii="Courier New" w:eastAsia="Times New Roman" w:hAnsi="Courier New" w:cs="Courier New"/>
+          <w:color w:val="C77DBB"/>
+          <w:kern w:val="0"/>
+          <w:sz w:val="20"/>
+          <w:szCs w:val="20"/>
+          <w:lang w:val="en-US" w:eastAsia="ru-RU"/>
+          <w14:ligatures w14:val="none"/>
+        </w:rPr>
+        <w:t>typography_tel</w:t>
+      </w:r>
+      <w:r>
+        <w:rPr>
+          <w:rFonts w:ascii="Courier New" w:eastAsia="Times New Roman" w:hAnsi="Courier New" w:cs="Courier New"/>
+          <w:color w:val="C77DBB"/>
+          <w:kern w:val="0"/>
+          <w:sz w:val="20"/>
+          <w:szCs w:val="20"/>
+          <w:lang w:val="en-US" w:eastAsia="ru-RU"/>
+          <w14:ligatures w14:val="none"/>
+        </w:rPr>
+        <w:br/>
+      </w:r>
+      <w:r>
+        <w:rPr>
+          <w:rFonts w:ascii="Courier New" w:eastAsia="Times New Roman" w:hAnsi="Courier New" w:cs="Courier New"/>
+          <w:color w:val="CF8E6D"/>
+          <w:kern w:val="0"/>
+          <w:sz w:val="20"/>
+          <w:szCs w:val="20"/>
+          <w:lang w:val="en-US" w:eastAsia="ru-RU"/>
+          <w14:ligatures w14:val="none"/>
+        </w:rPr>
+        <w:t xml:space="preserve">FROM </w:t>
+      </w:r>
+      <w:r>
+        <w:rPr>
+          <w:rFonts w:ascii="Courier New" w:eastAsia="Times New Roman" w:hAnsi="Courier New" w:cs="Courier New"/>
+          <w:color w:val="BCBEC4"/>
+          <w:kern w:val="0"/>
+          <w:sz w:val="20"/>
+          <w:szCs w:val="20"/>
+          <w:lang w:val="en-US" w:eastAsia="ru-RU"/>
+          <w14:ligatures w14:val="none"/>
+        </w:rPr>
+        <w:t>orders</w:t>
+      </w:r>
+      <w:r>
+        <w:rPr>
+          <w:rFonts w:ascii="Courier New" w:eastAsia="Times New Roman" w:hAnsi="Courier New" w:cs="Courier New"/>
+          <w:color w:val="BCBEC4"/>
+          <w:kern w:val="0"/>
+          <w:sz w:val="20"/>
+          <w:szCs w:val="20"/>
+          <w:lang w:val="en-US" w:eastAsia="ru-RU"/>
+          <w14:ligatures w14:val="none"/>
+        </w:rPr>
+        <w:br/>
+      </w:r>
+      <w:r>
+        <w:rPr>
+          <w:rFonts w:ascii="Courier New" w:eastAsia="Times New Roman" w:hAnsi="Courier New" w:cs="Courier New"/>
+          <w:color w:val="CF8E6D"/>
+          <w:kern w:val="0"/>
+          <w:sz w:val="20"/>
+          <w:szCs w:val="20"/>
+          <w:lang w:val="en-US" w:eastAsia="ru-RU"/>
+          <w14:ligatures w14:val="none"/>
+        </w:rPr>
+        <w:t xml:space="preserve">WHERE </w:t>
+      </w:r>
+      <w:r>
+        <w:rPr>
+          <w:rFonts w:ascii="Courier New" w:eastAsia="Times New Roman" w:hAnsi="Courier New" w:cs="Courier New"/>
+          <w:color w:val="C77DBB"/>
+          <w:kern w:val="0"/>
+          <w:sz w:val="20"/>
+          <w:szCs w:val="20"/>
+          <w:lang w:val="en-US" w:eastAsia="ru-RU"/>
+          <w14:ligatures w14:val="none"/>
+        </w:rPr>
+        <w:t xml:space="preserve">typography_name </w:t>
+      </w:r>
+      <w:r>
+        <w:rPr>
+          <w:rFonts w:ascii="Courier New" w:eastAsia="Times New Roman" w:hAnsi="Courier New" w:cs="Courier New"/>
+          <w:color w:val="CF8E6D"/>
+          <w:kern w:val="0"/>
+          <w:sz w:val="20"/>
+          <w:szCs w:val="20"/>
+          <w:lang w:val="en-US" w:eastAsia="ru-RU"/>
+          <w14:ligatures w14:val="none"/>
+        </w:rPr>
+        <w:t>IS NOT NULL</w:t>
+      </w:r>
+      <w:r>
+        <w:rPr>
+          <w:rFonts w:ascii="Courier New" w:eastAsia="Times New Roman" w:hAnsi="Courier New" w:cs="Courier New"/>
+          <w:color w:val="CF8E6D"/>
+          <w:kern w:val="0"/>
+          <w:sz w:val="20"/>
+          <w:szCs w:val="20"/>
+          <w:lang w:val="en-US" w:eastAsia="ru-RU"/>
+          <w14:ligatures w14:val="none"/>
+        </w:rPr>
+        <w:br/>
+        <w:t xml:space="preserve">  OR </w:t>
+      </w:r>
+      <w:r>
+        <w:rPr>
+          <w:rFonts w:ascii="Courier New" w:eastAsia="Times New Roman" w:hAnsi="Courier New" w:cs="Courier New"/>
+          <w:color w:val="C77DBB"/>
+          <w:kern w:val="0"/>
+          <w:sz w:val="20"/>
+          <w:szCs w:val="20"/>
+          <w:lang w:val="en-US" w:eastAsia="ru-RU"/>
+          <w14:ligatures w14:val="none"/>
+        </w:rPr>
+        <w:t xml:space="preserve">typography_addr </w:t>
+      </w:r>
+      <w:r>
+        <w:rPr>
+          <w:rFonts w:ascii="Courier New" w:eastAsia="Times New Roman" w:hAnsi="Courier New" w:cs="Courier New"/>
+          <w:color w:val="CF8E6D"/>
+          <w:kern w:val="0"/>
+          <w:sz w:val="20"/>
+          <w:szCs w:val="20"/>
+          <w:lang w:val="en-US" w:eastAsia="ru-RU"/>
+          <w14:ligatures w14:val="none"/>
+        </w:rPr>
+        <w:t>IS NOT NULL</w:t>
+      </w:r>
+      <w:r>
+        <w:rPr>
+          <w:rFonts w:ascii="Courier New" w:eastAsia="Times New Roman" w:hAnsi="Courier New" w:cs="Courier New"/>
+          <w:color w:val="CF8E6D"/>
+          <w:kern w:val="0"/>
+          <w:sz w:val="20"/>
+          <w:szCs w:val="20"/>
+          <w:lang w:val="en-US" w:eastAsia="ru-RU"/>
+          <w14:ligatures w14:val="none"/>
+        </w:rPr>
+        <w:br/>
+        <w:t xml:space="preserve">  OR </w:t>
+      </w:r>
+      <w:r>
+        <w:rPr>
+          <w:rFonts w:ascii="Courier New" w:eastAsia="Times New Roman" w:hAnsi="Courier New" w:cs="Courier New"/>
+          <w:color w:val="C77DBB"/>
+          <w:kern w:val="0"/>
+          <w:sz w:val="20"/>
+          <w:szCs w:val="20"/>
+          <w:lang w:val="en-US" w:eastAsia="ru-RU"/>
+          <w14:ligatures w14:val="none"/>
+        </w:rPr>
+        <w:t xml:space="preserve">typography_tel </w:t>
+      </w:r>
+      <w:r>
+        <w:rPr>
+          <w:rFonts w:ascii="Courier New" w:eastAsia="Times New Roman" w:hAnsi="Courier New" w:cs="Courier New"/>
+          <w:color w:val="CF8E6D"/>
+          <w:kern w:val="0"/>
+          <w:sz w:val="20"/>
+          <w:szCs w:val="20"/>
+          <w:lang w:val="en-US" w:eastAsia="ru-RU"/>
+          <w14:ligatures w14:val="none"/>
+        </w:rPr>
+        <w:t>IS NOT NULL</w:t>
+      </w:r>
+      <w:r>
+        <w:rPr>
+          <w:rFonts w:ascii="Courier New" w:eastAsia="Times New Roman" w:hAnsi="Courier New" w:cs="Courier New"/>
+          <w:color w:val="CF8E6D"/>
+          <w:kern w:val="0"/>
+          <w:sz w:val="20"/>
+          <w:szCs w:val="20"/>
+          <w:lang w:val="en-US" w:eastAsia="ru-RU"/>
+          <w14:ligatures w14:val="none"/>
+        </w:rPr>
+        <w:br/>
+        <w:t>ON CONFLICT DO NOTHING</w:t>
+      </w:r>
+      <w:r>
+        <w:rPr>
+          <w:rFonts w:ascii="Courier New" w:eastAsia="Times New Roman" w:hAnsi="Courier New" w:cs="Courier New"/>
+          <w:color w:val="BCBEC4"/>
+          <w:kern w:val="0"/>
+          <w:sz w:val="20"/>
+          <w:szCs w:val="20"/>
+          <w:lang w:val="en-US" w:eastAsia="ru-RU"/>
+          <w14:ligatures w14:val="none"/>
+        </w:rPr>
+        <w:t>;</w:t>
+      </w:r>
+      <w:r>
+        <w:rPr>
+          <w:rFonts w:ascii="Courier New" w:eastAsia="Times New Roman" w:hAnsi="Courier New" w:cs="Courier New"/>
+          <w:color w:val="BCBEC4"/>
+          <w:kern w:val="0"/>
+          <w:sz w:val="20"/>
+          <w:szCs w:val="20"/>
+          <w:lang w:val="en-US" w:eastAsia="ru-RU"/>
+          <w14:ligatures w14:val="none"/>
+        </w:rPr>
+        <w:br/>
+      </w:r>
+      <w:r>
+        <w:rPr>
+          <w:rFonts w:ascii="Courier New" w:eastAsia="Times New Roman" w:hAnsi="Courier New" w:cs="Courier New"/>
+          <w:color w:val="BCBEC4"/>
+          <w:kern w:val="0"/>
+          <w:sz w:val="20"/>
+          <w:szCs w:val="20"/>
+          <w:lang w:val="en-US" w:eastAsia="ru-RU"/>
+          <w14:ligatures w14:val="none"/>
+        </w:rPr>
+        <w:br/>
+      </w:r>
+      <w:r>
+        <w:rPr>
+          <w:rFonts w:ascii="Courier New" w:eastAsia="Times New Roman" w:hAnsi="Courier New" w:cs="Courier New"/>
+          <w:color w:val="7A7E85"/>
+          <w:kern w:val="0"/>
+          <w:sz w:val="20"/>
+          <w:szCs w:val="20"/>
+          <w:lang w:val="en-US" w:eastAsia="ru-RU"/>
+          <w14:ligatures w14:val="none"/>
+        </w:rPr>
+        <w:t>-- 4. Link orders to typographies</w:t>
+      </w:r>
+      <w:r>
+        <w:rPr>
+          <w:rFonts w:ascii="Courier New" w:eastAsia="Times New Roman" w:hAnsi="Courier New" w:cs="Courier New"/>
+          <w:color w:val="7A7E85"/>
+          <w:kern w:val="0"/>
+          <w:sz w:val="20"/>
+          <w:szCs w:val="20"/>
+          <w:lang w:val="en-US" w:eastAsia="ru-RU"/>
+          <w14:ligatures w14:val="none"/>
+        </w:rPr>
+        <w:br/>
+      </w:r>
+      <w:r>
+        <w:rPr>
+          <w:rFonts w:ascii="Courier New" w:eastAsia="Times New Roman" w:hAnsi="Courier New" w:cs="Courier New"/>
+          <w:color w:val="CF8E6D"/>
+          <w:kern w:val="0"/>
+          <w:sz w:val="20"/>
+          <w:szCs w:val="20"/>
+          <w:lang w:val="en-US" w:eastAsia="ru-RU"/>
+          <w14:ligatures w14:val="none"/>
+        </w:rPr>
+        <w:t xml:space="preserve">UPDATE </w:t>
+      </w:r>
+      <w:r>
+        <w:rPr>
+          <w:rFonts w:ascii="Courier New" w:eastAsia="Times New Roman" w:hAnsi="Courier New" w:cs="Courier New"/>
+          <w:color w:val="BCBEC4"/>
+          <w:kern w:val="0"/>
+          <w:sz w:val="20"/>
+          <w:szCs w:val="20"/>
+          <w:lang w:val="en-US" w:eastAsia="ru-RU"/>
+          <w14:ligatures w14:val="none"/>
+        </w:rPr>
+        <w:t>orders o</w:t>
+      </w:r>
+      <w:r>
+        <w:rPr>
+          <w:rFonts w:ascii="Courier New" w:eastAsia="Times New Roman" w:hAnsi="Courier New" w:cs="Courier New"/>
+          <w:color w:val="BCBEC4"/>
+          <w:kern w:val="0"/>
+          <w:sz w:val="20"/>
+          <w:szCs w:val="20"/>
+          <w:lang w:val="en-US" w:eastAsia="ru-RU"/>
+          <w14:ligatures w14:val="none"/>
+        </w:rPr>
+        <w:br/>
+      </w:r>
+      <w:r>
+        <w:rPr>
+          <w:rFonts w:ascii="Courier New" w:eastAsia="Times New Roman" w:hAnsi="Courier New" w:cs="Courier New"/>
+          <w:color w:val="CF8E6D"/>
+          <w:kern w:val="0"/>
+          <w:sz w:val="20"/>
+          <w:szCs w:val="20"/>
+          <w:lang w:val="en-US" w:eastAsia="ru-RU"/>
+          <w14:ligatures w14:val="none"/>
+        </w:rPr>
+        <w:t xml:space="preserve">SET </w:t>
+      </w:r>
+      <w:r>
+        <w:rPr>
+          <w:rFonts w:ascii="Courier New" w:eastAsia="Times New Roman" w:hAnsi="Courier New" w:cs="Courier New"/>
+          <w:color w:val="C77DBB"/>
+          <w:kern w:val="0"/>
+          <w:sz w:val="20"/>
+          <w:szCs w:val="20"/>
+          <w:lang w:val="en-US" w:eastAsia="ru-RU"/>
+          <w14:ligatures w14:val="none"/>
+        </w:rPr>
+        <w:t xml:space="preserve">typography_id </w:t>
+      </w:r>
+      <w:r>
+        <w:rPr>
+          <w:rFonts w:ascii="Courier New" w:eastAsia="Times New Roman" w:hAnsi="Courier New" w:cs="Courier New"/>
+          <w:color w:val="BCBEC4"/>
+          <w:kern w:val="0"/>
+          <w:sz w:val="20"/>
+          <w:szCs w:val="20"/>
+          <w:lang w:val="en-US" w:eastAsia="ru-RU"/>
+          <w14:ligatures w14:val="none"/>
+        </w:rPr>
+        <w:t>= t.</w:t>
+      </w:r>
+      <w:r>
+        <w:rPr>
+          <w:rFonts w:ascii="Courier New" w:eastAsia="Times New Roman" w:hAnsi="Courier New" w:cs="Courier New"/>
+          <w:color w:val="C77DBB"/>
+          <w:kern w:val="0"/>
+          <w:sz w:val="20"/>
+          <w:szCs w:val="20"/>
+          <w:lang w:val="en-US" w:eastAsia="ru-RU"/>
+          <w14:ligatures w14:val="none"/>
+        </w:rPr>
+        <w:t>id</w:t>
+      </w:r>
+      <w:r>
+        <w:rPr>
+          <w:rFonts w:ascii="Courier New" w:eastAsia="Times New Roman" w:hAnsi="Courier New" w:cs="Courier New"/>
+          <w:color w:val="C77DBB"/>
+          <w:kern w:val="0"/>
+          <w:sz w:val="20"/>
+          <w:szCs w:val="20"/>
+          <w:lang w:val="en-US" w:eastAsia="ru-RU"/>
+          <w14:ligatures w14:val="none"/>
+        </w:rPr>
+        <w:br/>
+      </w:r>
+      <w:r>
+        <w:rPr>
+          <w:rFonts w:ascii="Courier New" w:eastAsia="Times New Roman" w:hAnsi="Courier New" w:cs="Courier New"/>
+          <w:color w:val="CF8E6D"/>
+          <w:kern w:val="0"/>
+          <w:sz w:val="20"/>
+          <w:szCs w:val="20"/>
+          <w:lang w:val="en-US" w:eastAsia="ru-RU"/>
+          <w14:ligatures w14:val="none"/>
+        </w:rPr>
+        <w:t xml:space="preserve">FROM </w:t>
+      </w:r>
+      <w:r>
+        <w:rPr>
+          <w:rFonts w:ascii="Courier New" w:eastAsia="Times New Roman" w:hAnsi="Courier New" w:cs="Courier New"/>
+          <w:color w:val="BCBEC4"/>
+          <w:kern w:val="0"/>
+          <w:sz w:val="20"/>
+          <w:szCs w:val="20"/>
+          <w:lang w:val="en-US" w:eastAsia="ru-RU"/>
+          <w14:ligatures w14:val="none"/>
+        </w:rPr>
+        <w:t>typographies t</w:t>
+      </w:r>
+      <w:r>
+        <w:rPr>
+          <w:rFonts w:ascii="Courier New" w:eastAsia="Times New Roman" w:hAnsi="Courier New" w:cs="Courier New"/>
+          <w:color w:val="BCBEC4"/>
+          <w:kern w:val="0"/>
+          <w:sz w:val="20"/>
+          <w:szCs w:val="20"/>
+          <w:lang w:val="en-US" w:eastAsia="ru-RU"/>
+          <w14:ligatures w14:val="none"/>
+        </w:rPr>
+        <w:br/>
+      </w:r>
+      <w:r>
+        <w:rPr>
+          <w:rFonts w:ascii="Courier New" w:eastAsia="Times New Roman" w:hAnsi="Courier New" w:cs="Courier New"/>
+          <w:color w:val="CF8E6D"/>
+          <w:kern w:val="0"/>
+          <w:sz w:val="20"/>
+          <w:szCs w:val="20"/>
+          <w:lang w:val="en-US" w:eastAsia="ru-RU"/>
+          <w14:ligatures w14:val="none"/>
+        </w:rPr>
+        <w:t xml:space="preserve">WHERE </w:t>
+      </w:r>
+      <w:r>
+        <w:rPr>
+          <w:rFonts w:ascii="Courier New" w:eastAsia="Times New Roman" w:hAnsi="Courier New" w:cs="Courier New"/>
+          <w:color w:val="BCBEC4"/>
+          <w:kern w:val="0"/>
+          <w:sz w:val="20"/>
+          <w:szCs w:val="20"/>
+          <w:lang w:val="en-US" w:eastAsia="ru-RU"/>
+          <w14:ligatures w14:val="none"/>
+        </w:rPr>
+        <w:t>o.</w:t>
+      </w:r>
+      <w:r>
+        <w:rPr>
+          <w:rFonts w:ascii="Courier New" w:eastAsia="Times New Roman" w:hAnsi="Courier New" w:cs="Courier New"/>
+          <w:color w:val="C77DBB"/>
+          <w:kern w:val="0"/>
+          <w:sz w:val="20"/>
+          <w:szCs w:val="20"/>
+          <w:lang w:val="en-US" w:eastAsia="ru-RU"/>
+          <w14:ligatures w14:val="none"/>
+        </w:rPr>
+        <w:t xml:space="preserve">typography_name </w:t>
+      </w:r>
+      <w:r>
+        <w:rPr>
+          <w:rFonts w:ascii="Courier New" w:eastAsia="Times New Roman" w:hAnsi="Courier New" w:cs="Courier New"/>
+          <w:color w:val="BCBEC4"/>
+          <w:kern w:val="0"/>
+          <w:sz w:val="20"/>
+          <w:szCs w:val="20"/>
+          <w:lang w:val="en-US" w:eastAsia="ru-RU"/>
+          <w14:ligatures w14:val="none"/>
+        </w:rPr>
+        <w:t>= t.</w:t>
+      </w:r>
+      <w:r>
+        <w:rPr>
+          <w:rFonts w:ascii="Courier New" w:eastAsia="Times New Roman" w:hAnsi="Courier New" w:cs="Courier New"/>
+          <w:color w:val="C77DBB"/>
+          <w:kern w:val="0"/>
+          <w:sz w:val="20"/>
+          <w:szCs w:val="20"/>
+          <w:lang w:val="en-US" w:eastAsia="ru-RU"/>
+          <w14:ligatures w14:val="none"/>
+        </w:rPr>
+        <w:t>name</w:t>
+      </w:r>
+      <w:r>
+        <w:rPr>
+          <w:rFonts w:ascii="Courier New" w:eastAsia="Times New Roman" w:hAnsi="Courier New" w:cs="Courier New"/>
+          <w:color w:val="C77DBB"/>
+          <w:kern w:val="0"/>
+          <w:sz w:val="20"/>
+          <w:szCs w:val="20"/>
+          <w:lang w:val="en-US" w:eastAsia="ru-RU"/>
+          <w14:ligatures w14:val="none"/>
+        </w:rPr>
+        <w:br/>
+        <w:t xml:space="preserve">  </w:t>
+      </w:r>
+      <w:r>
+        <w:rPr>
+          <w:rFonts w:ascii="Courier New" w:eastAsia="Times New Roman" w:hAnsi="Courier New" w:cs="Courier New"/>
+          <w:color w:val="CF8E6D"/>
+          <w:kern w:val="0"/>
+          <w:sz w:val="20"/>
+          <w:szCs w:val="20"/>
+          <w:lang w:val="en-US" w:eastAsia="ru-RU"/>
+          <w14:ligatures w14:val="none"/>
+        </w:rPr>
+        <w:t xml:space="preserve">AND </w:t>
+      </w:r>
+      <w:r>
+        <w:rPr>
+          <w:rFonts w:ascii="Courier New" w:eastAsia="Times New Roman" w:hAnsi="Courier New" w:cs="Courier New"/>
+          <w:color w:val="BCBEC4"/>
+          <w:kern w:val="0"/>
+          <w:sz w:val="20"/>
+          <w:szCs w:val="20"/>
+          <w:lang w:val="en-US" w:eastAsia="ru-RU"/>
+          <w14:ligatures w14:val="none"/>
+        </w:rPr>
+        <w:t>o.</w:t>
+      </w:r>
+      <w:r>
+        <w:rPr>
+          <w:rFonts w:ascii="Courier New" w:eastAsia="Times New Roman" w:hAnsi="Courier New" w:cs="Courier New"/>
+          <w:color w:val="C77DBB"/>
+          <w:kern w:val="0"/>
+          <w:sz w:val="20"/>
+          <w:szCs w:val="20"/>
+          <w:lang w:val="en-US" w:eastAsia="ru-RU"/>
+          <w14:ligatures w14:val="none"/>
+        </w:rPr>
+        <w:t xml:space="preserve">typography_addr </w:t>
+      </w:r>
+      <w:r>
+        <w:rPr>
+          <w:rFonts w:ascii="Courier New" w:eastAsia="Times New Roman" w:hAnsi="Courier New" w:cs="Courier New"/>
+          <w:color w:val="BCBEC4"/>
+          <w:kern w:val="0"/>
+          <w:sz w:val="20"/>
+          <w:szCs w:val="20"/>
+          <w:lang w:val="en-US" w:eastAsia="ru-RU"/>
+          <w14:ligatures w14:val="none"/>
+        </w:rPr>
+        <w:t>= t.</w:t>
+      </w:r>
+      <w:r>
+        <w:rPr>
+          <w:rFonts w:ascii="Courier New" w:eastAsia="Times New Roman" w:hAnsi="Courier New" w:cs="Courier New"/>
+          <w:color w:val="C77DBB"/>
+          <w:kern w:val="0"/>
+          <w:sz w:val="20"/>
+          <w:szCs w:val="20"/>
+          <w:lang w:val="en-US" w:eastAsia="ru-RU"/>
+          <w14:ligatures w14:val="none"/>
+        </w:rPr>
+        <w:t>addr</w:t>
+      </w:r>
+      <w:r>
+        <w:rPr>
+          <w:rFonts w:ascii="Courier New" w:eastAsia="Times New Roman" w:hAnsi="Courier New" w:cs="Courier New"/>
+          <w:color w:val="C77DBB"/>
+          <w:kern w:val="0"/>
+          <w:sz w:val="20"/>
+          <w:szCs w:val="20"/>
+          <w:lang w:val="en-US" w:eastAsia="ru-RU"/>
+          <w14:ligatures w14:val="none"/>
+        </w:rPr>
+        <w:br/>
+        <w:t xml:space="preserve">  </w:t>
+      </w:r>
+      <w:r>
+        <w:rPr>
+          <w:rFonts w:ascii="Courier New" w:eastAsia="Times New Roman" w:hAnsi="Courier New" w:cs="Courier New"/>
+          <w:color w:val="CF8E6D"/>
+          <w:kern w:val="0"/>
+          <w:sz w:val="20"/>
+          <w:szCs w:val="20"/>
+          <w:lang w:val="en-US" w:eastAsia="ru-RU"/>
+          <w14:ligatures w14:val="none"/>
+        </w:rPr>
+        <w:t xml:space="preserve">AND </w:t>
+      </w:r>
+      <w:r>
+        <w:rPr>
+          <w:rFonts w:ascii="Courier New" w:eastAsia="Times New Roman" w:hAnsi="Courier New" w:cs="Courier New"/>
+          <w:color w:val="BCBEC4"/>
+          <w:kern w:val="0"/>
+          <w:sz w:val="20"/>
+          <w:szCs w:val="20"/>
+          <w:lang w:val="en-US" w:eastAsia="ru-RU"/>
+          <w14:ligatures w14:val="none"/>
+        </w:rPr>
+        <w:t>o.</w:t>
+      </w:r>
+      <w:r>
+        <w:rPr>
+          <w:rFonts w:ascii="Courier New" w:eastAsia="Times New Roman" w:hAnsi="Courier New" w:cs="Courier New"/>
+          <w:color w:val="C77DBB"/>
+          <w:kern w:val="0"/>
+          <w:sz w:val="20"/>
+          <w:szCs w:val="20"/>
+          <w:lang w:val="en-US" w:eastAsia="ru-RU"/>
+          <w14:ligatures w14:val="none"/>
+        </w:rPr>
+        <w:t xml:space="preserve">typography_tel </w:t>
+      </w:r>
+      <w:r>
+        <w:rPr>
+          <w:rFonts w:ascii="Courier New" w:eastAsia="Times New Roman" w:hAnsi="Courier New" w:cs="Courier New"/>
+          <w:color w:val="BCBEC4"/>
+          <w:kern w:val="0"/>
+          <w:sz w:val="20"/>
+          <w:szCs w:val="20"/>
+          <w:lang w:val="en-US" w:eastAsia="ru-RU"/>
+          <w14:ligatures w14:val="none"/>
+        </w:rPr>
+        <w:t>= t.</w:t>
+      </w:r>
+      <w:r>
+        <w:rPr>
+          <w:rFonts w:ascii="Courier New" w:eastAsia="Times New Roman" w:hAnsi="Courier New" w:cs="Courier New"/>
+          <w:color w:val="C77DBB"/>
+          <w:kern w:val="0"/>
+          <w:sz w:val="20"/>
+          <w:szCs w:val="20"/>
+          <w:lang w:val="en-US" w:eastAsia="ru-RU"/>
+          <w14:ligatures w14:val="none"/>
+        </w:rPr>
+        <w:t>tel</w:t>
+      </w:r>
+      <w:r>
+        <w:rPr>
+          <w:rFonts w:ascii="Courier New" w:eastAsia="Times New Roman" w:hAnsi="Courier New" w:cs="Courier New"/>
+          <w:color w:val="C77DBB"/>
+          <w:kern w:val="0"/>
+          <w:sz w:val="20"/>
+          <w:szCs w:val="20"/>
+          <w:lang w:val="en-US" w:eastAsia="ru-RU"/>
+          <w14:ligatures w14:val="none"/>
+        </w:rPr>
+        <w:br/>
+        <w:t xml:space="preserve">  </w:t>
+      </w:r>
+      <w:r>
+        <w:rPr>
+          <w:rFonts w:ascii="Courier New" w:eastAsia="Times New Roman" w:hAnsi="Courier New" w:cs="Courier New"/>
+          <w:color w:val="CF8E6D"/>
+          <w:kern w:val="0"/>
+          <w:sz w:val="20"/>
+          <w:szCs w:val="20"/>
+          <w:lang w:val="en-US" w:eastAsia="ru-RU"/>
+          <w14:ligatures w14:val="none"/>
+        </w:rPr>
+        <w:t xml:space="preserve">AND </w:t>
+      </w:r>
+      <w:r>
+        <w:rPr>
+          <w:rFonts w:ascii="Courier New" w:eastAsia="Times New Roman" w:hAnsi="Courier New" w:cs="Courier New"/>
+          <w:color w:val="BCBEC4"/>
+          <w:kern w:val="0"/>
+          <w:sz w:val="20"/>
+          <w:szCs w:val="20"/>
+          <w:lang w:val="en-US" w:eastAsia="ru-RU"/>
+          <w14:ligatures w14:val="none"/>
+        </w:rPr>
+        <w:t>o.</w:t>
+      </w:r>
+      <w:r>
+        <w:rPr>
+          <w:rFonts w:ascii="Courier New" w:eastAsia="Times New Roman" w:hAnsi="Courier New" w:cs="Courier New"/>
+          <w:color w:val="C77DBB"/>
+          <w:kern w:val="0"/>
+          <w:sz w:val="20"/>
+          <w:szCs w:val="20"/>
+          <w:lang w:val="en-US" w:eastAsia="ru-RU"/>
+          <w14:ligatures w14:val="none"/>
+        </w:rPr>
+        <w:t xml:space="preserve">typography_id </w:t>
+      </w:r>
+      <w:r>
+        <w:rPr>
+          <w:rFonts w:ascii="Courier New" w:eastAsia="Times New Roman" w:hAnsi="Courier New" w:cs="Courier New"/>
+          <w:color w:val="CF8E6D"/>
+          <w:kern w:val="0"/>
+          <w:sz w:val="20"/>
+          <w:szCs w:val="20"/>
+          <w:lang w:val="en-US" w:eastAsia="ru-RU"/>
+          <w14:ligatures w14:val="none"/>
+        </w:rPr>
+        <w:t>IS NULL</w:t>
+      </w:r>
+      <w:r>
+        <w:rPr>
+          <w:rFonts w:ascii="Courier New" w:eastAsia="Times New Roman" w:hAnsi="Courier New" w:cs="Courier New"/>
+          <w:color w:val="BCBEC4"/>
+          <w:kern w:val="0"/>
+          <w:sz w:val="20"/>
+          <w:szCs w:val="20"/>
+          <w:lang w:val="en-US" w:eastAsia="ru-RU"/>
+          <w14:ligatures w14:val="none"/>
+        </w:rPr>
+        <w:t>;</w:t>
+      </w:r>
+      <w:r>
+        <w:rPr>
+          <w:rFonts w:ascii="Courier New" w:eastAsia="Times New Roman" w:hAnsi="Courier New" w:cs="Courier New"/>
+          <w:color w:val="BCBEC4"/>
+          <w:kern w:val="0"/>
+          <w:sz w:val="20"/>
+          <w:szCs w:val="20"/>
+          <w:lang w:val="en-US" w:eastAsia="ru-RU"/>
+          <w14:ligatures w14:val="none"/>
+        </w:rPr>
+        <w:br/>
+      </w:r>
+      <w:r>
+        <w:rPr>
+          <w:rFonts w:ascii="Courier New" w:eastAsia="Times New Roman" w:hAnsi="Courier New" w:cs="Courier New"/>
+          <w:color w:val="BCBEC4"/>
+          <w:kern w:val="0"/>
+          <w:sz w:val="20"/>
+          <w:szCs w:val="20"/>
+          <w:lang w:val="en-US" w:eastAsia="ru-RU"/>
+          <w14:ligatures w14:val="none"/>
+        </w:rPr>
+        <w:br/>
+      </w:r>
+      <w:r>
+        <w:rPr>
+          <w:rFonts w:ascii="Courier New" w:eastAsia="Times New Roman" w:hAnsi="Courier New" w:cs="Courier New"/>
+          <w:color w:val="7A7E85"/>
+          <w:kern w:val="0"/>
+          <w:sz w:val="20"/>
+          <w:szCs w:val="20"/>
+          <w:lang w:val="en-US" w:eastAsia="ru-RU"/>
+          <w14:ligatures w14:val="none"/>
+        </w:rPr>
+        <w:t>-- 5. Enforce foreign key once data is aligned (guard if rerun)</w:t>
+      </w:r>
+      <w:r>
+        <w:rPr>
+          <w:rFonts w:ascii="Courier New" w:eastAsia="Times New Roman" w:hAnsi="Courier New" w:cs="Courier New"/>
+          <w:color w:val="7A7E85"/>
+          <w:kern w:val="0"/>
+          <w:sz w:val="20"/>
+          <w:szCs w:val="20"/>
+          <w:lang w:val="en-US" w:eastAsia="ru-RU"/>
+          <w14:ligatures w14:val="none"/>
+        </w:rPr>
+        <w:br/>
+      </w:r>
+      <w:r>
+        <w:rPr>
+          <w:rFonts w:ascii="Courier New" w:eastAsia="Times New Roman" w:hAnsi="Courier New" w:cs="Courier New"/>
+          <w:color w:val="CF8E6D"/>
+          <w:kern w:val="0"/>
+          <w:sz w:val="20"/>
+          <w:szCs w:val="20"/>
+          <w:lang w:val="en-US" w:eastAsia="ru-RU"/>
+          <w14:ligatures w14:val="none"/>
+        </w:rPr>
+        <w:t xml:space="preserve">DO </w:t>
+      </w:r>
+      <w:r>
+        <w:rPr>
+          <w:rFonts w:ascii="Courier New" w:eastAsia="Times New Roman" w:hAnsi="Courier New" w:cs="Courier New"/>
+          <w:color w:val="6AAB73"/>
+          <w:kern w:val="0"/>
+          <w:sz w:val="20"/>
+          <w:szCs w:val="20"/>
+          <w:lang w:val="en-US" w:eastAsia="ru-RU"/>
+          <w14:ligatures w14:val="none"/>
+        </w:rPr>
+        <w:t>$$</w:t>
+      </w:r>
+      <w:r>
+        <w:rPr>
+          <w:rFonts w:ascii="Courier New" w:eastAsia="Times New Roman" w:hAnsi="Courier New" w:cs="Courier New"/>
+          <w:color w:val="6AAB73"/>
+          <w:kern w:val="0"/>
+          <w:sz w:val="20"/>
+          <w:szCs w:val="20"/>
+          <w:lang w:val="en-US" w:eastAsia="ru-RU"/>
+          <w14:ligatures w14:val="none"/>
+        </w:rPr>
+        <w:br/>
+      </w:r>
+      <w:r>
+        <w:rPr>
+          <w:rFonts w:ascii="Courier New" w:eastAsia="Times New Roman" w:hAnsi="Courier New" w:cs="Courier New"/>
+          <w:color w:val="CF8E6D"/>
+          <w:kern w:val="0"/>
+          <w:sz w:val="20"/>
+          <w:szCs w:val="20"/>
+          <w:lang w:val="en-US" w:eastAsia="ru-RU"/>
+          <w14:ligatures w14:val="none"/>
+        </w:rPr>
+        <w:t>BEGIN</w:t>
+      </w:r>
+      <w:r>
+        <w:rPr>
+          <w:rFonts w:ascii="Courier New" w:eastAsia="Times New Roman" w:hAnsi="Courier New" w:cs="Courier New"/>
+          <w:color w:val="CF8E6D"/>
+          <w:kern w:val="0"/>
+          <w:sz w:val="20"/>
+          <w:szCs w:val="20"/>
+          <w:lang w:val="en-US" w:eastAsia="ru-RU"/>
+          <w14:ligatures w14:val="none"/>
+        </w:rPr>
+        <w:br/>
+        <w:t xml:space="preserve">  IF NOT </w:t>
+      </w:r>
+      <w:r>
+        <w:rPr>
+          <w:rFonts w:ascii="Courier New" w:eastAsia="Times New Roman" w:hAnsi="Courier New" w:cs="Courier New"/>
+          <w:i/>
+          <w:iCs/>
+          <w:color w:val="57AAF7"/>
+          <w:kern w:val="0"/>
+          <w:sz w:val="20"/>
+          <w:szCs w:val="20"/>
+          <w:lang w:val="en-US" w:eastAsia="ru-RU"/>
+          <w14:ligatures w14:val="none"/>
+        </w:rPr>
+        <w:t xml:space="preserve">EXISTS </w:t>
+      </w:r>
+      <w:r>
+        <w:rPr>
+          <w:rFonts w:ascii="Courier New" w:eastAsia="Times New Roman" w:hAnsi="Courier New" w:cs="Courier New"/>
+          <w:color w:val="BCBEC4"/>
+          <w:kern w:val="0"/>
+          <w:sz w:val="20"/>
+          <w:szCs w:val="20"/>
+          <w:lang w:val="en-US" w:eastAsia="ru-RU"/>
+          <w14:ligatures w14:val="none"/>
+        </w:rPr>
+        <w:t>(</w:t>
+      </w:r>
+      <w:r>
+        <w:rPr>
+          <w:rFonts w:ascii="Courier New" w:eastAsia="Times New Roman" w:hAnsi="Courier New" w:cs="Courier New"/>
+          <w:color w:val="BCBEC4"/>
+          <w:kern w:val="0"/>
+          <w:sz w:val="20"/>
+          <w:szCs w:val="20"/>
+          <w:lang w:val="en-US" w:eastAsia="ru-RU"/>
+          <w14:ligatures w14:val="none"/>
+        </w:rPr>
+        <w:br/>
+        <w:t xml:space="preserve">    </w:t>
+      </w:r>
+      <w:r>
+        <w:rPr>
+          <w:rFonts w:ascii="Courier New" w:eastAsia="Times New Roman" w:hAnsi="Courier New" w:cs="Courier New"/>
+          <w:color w:val="CF8E6D"/>
+          <w:kern w:val="0"/>
+          <w:sz w:val="20"/>
+          <w:szCs w:val="20"/>
+          <w:lang w:val="en-US" w:eastAsia="ru-RU"/>
+          <w14:ligatures w14:val="none"/>
+        </w:rPr>
+        <w:t xml:space="preserve">SELECT </w:t>
+      </w:r>
+      <w:r>
+        <w:rPr>
+          <w:rFonts w:ascii="Courier New" w:eastAsia="Times New Roman" w:hAnsi="Courier New" w:cs="Courier New"/>
+          <w:color w:val="2AACB8"/>
+          <w:kern w:val="0"/>
+          <w:sz w:val="20"/>
+          <w:szCs w:val="20"/>
+          <w:lang w:val="en-US" w:eastAsia="ru-RU"/>
+          <w14:ligatures w14:val="none"/>
+        </w:rPr>
+        <w:t xml:space="preserve">1 </w:t>
+      </w:r>
+      <w:r>
+        <w:rPr>
+          <w:rFonts w:ascii="Courier New" w:eastAsia="Times New Roman" w:hAnsi="Courier New" w:cs="Courier New"/>
+          <w:color w:val="CF8E6D"/>
+          <w:kern w:val="0"/>
+          <w:sz w:val="20"/>
+          <w:szCs w:val="20"/>
+          <w:lang w:val="en-US" w:eastAsia="ru-RU"/>
+          <w14:ligatures w14:val="none"/>
+        </w:rPr>
+        <w:t xml:space="preserve">FROM </w:t>
+      </w:r>
+      <w:r>
+        <w:rPr>
+          <w:rFonts w:ascii="Courier New" w:eastAsia="Times New Roman" w:hAnsi="Courier New" w:cs="Courier New"/>
+          <w:color w:val="BCBEC4"/>
+          <w:kern w:val="0"/>
+          <w:sz w:val="20"/>
+          <w:szCs w:val="20"/>
+          <w:lang w:val="en-US" w:eastAsia="ru-RU"/>
+          <w14:ligatures w14:val="none"/>
+        </w:rPr>
+        <w:t>pg_constraint</w:t>
+      </w:r>
+      <w:r>
+        <w:rPr>
+          <w:rFonts w:ascii="Courier New" w:eastAsia="Times New Roman" w:hAnsi="Courier New" w:cs="Courier New"/>
+          <w:color w:val="BCBEC4"/>
+          <w:kern w:val="0"/>
+          <w:sz w:val="20"/>
+          <w:szCs w:val="20"/>
+          <w:lang w:val="en-US" w:eastAsia="ru-RU"/>
+          <w14:ligatures w14:val="none"/>
+        </w:rPr>
+        <w:br/>
+        <w:t xml:space="preserve">    </w:t>
+      </w:r>
+      <w:r>
+        <w:rPr>
+          <w:rFonts w:ascii="Courier New" w:eastAsia="Times New Roman" w:hAnsi="Courier New" w:cs="Courier New"/>
+          <w:color w:val="CF8E6D"/>
+          <w:kern w:val="0"/>
+          <w:sz w:val="20"/>
+          <w:szCs w:val="20"/>
+          <w:lang w:val="en-US" w:eastAsia="ru-RU"/>
+          <w14:ligatures w14:val="none"/>
+        </w:rPr>
+        <w:t xml:space="preserve">WHERE </w:t>
+      </w:r>
+      <w:r>
+        <w:rPr>
+          <w:rFonts w:ascii="Courier New" w:eastAsia="Times New Roman" w:hAnsi="Courier New" w:cs="Courier New"/>
+          <w:color w:val="C77DBB"/>
+          <w:kern w:val="0"/>
+          <w:sz w:val="20"/>
+          <w:szCs w:val="20"/>
+          <w:lang w:val="en-US" w:eastAsia="ru-RU"/>
+          <w14:ligatures w14:val="none"/>
+        </w:rPr>
+        <w:t xml:space="preserve">conname </w:t>
+      </w:r>
+      <w:r>
+        <w:rPr>
+          <w:rFonts w:ascii="Courier New" w:eastAsia="Times New Roman" w:hAnsi="Courier New" w:cs="Courier New"/>
+          <w:color w:val="BCBEC4"/>
+          <w:kern w:val="0"/>
+          <w:sz w:val="20"/>
+          <w:szCs w:val="20"/>
+          <w:lang w:val="en-US" w:eastAsia="ru-RU"/>
+          <w14:ligatures w14:val="none"/>
+        </w:rPr>
+        <w:t xml:space="preserve">= </w:t>
+      </w:r>
+      <w:r>
+        <w:rPr>
+          <w:rFonts w:ascii="Courier New" w:eastAsia="Times New Roman" w:hAnsi="Courier New" w:cs="Courier New"/>
+          <w:color w:val="6AAB73"/>
+          <w:kern w:val="0"/>
+          <w:sz w:val="20"/>
+          <w:szCs w:val="20"/>
+          <w:lang w:val="en-US" w:eastAsia="ru-RU"/>
+          <w14:ligatures w14:val="none"/>
+        </w:rPr>
+        <w:t>'fk_orders_typography'</w:t>
+      </w:r>
+      <w:r>
+        <w:rPr>
+          <w:rFonts w:ascii="Courier New" w:eastAsia="Times New Roman" w:hAnsi="Courier New" w:cs="Courier New"/>
+          <w:color w:val="6AAB73"/>
+          <w:kern w:val="0"/>
+          <w:sz w:val="20"/>
+          <w:szCs w:val="20"/>
+          <w:lang w:val="en-US" w:eastAsia="ru-RU"/>
+          <w14:ligatures w14:val="none"/>
+        </w:rPr>
+        <w:br/>
+        <w:t xml:space="preserve">  </w:t>
+      </w:r>
+      <w:r>
+        <w:rPr>
+          <w:rFonts w:ascii="Courier New" w:eastAsia="Times New Roman" w:hAnsi="Courier New" w:cs="Courier New"/>
+          <w:color w:val="BCBEC4"/>
+          <w:kern w:val="0"/>
+          <w:sz w:val="20"/>
+          <w:szCs w:val="20"/>
+          <w:lang w:val="en-US" w:eastAsia="ru-RU"/>
+          <w14:ligatures w14:val="none"/>
+        </w:rPr>
+        <w:t xml:space="preserve">) </w:t>
+      </w:r>
+      <w:r>
+        <w:rPr>
+          <w:rFonts w:ascii="Courier New" w:eastAsia="Times New Roman" w:hAnsi="Courier New" w:cs="Courier New"/>
+          <w:color w:val="CF8E6D"/>
+          <w:kern w:val="0"/>
+          <w:sz w:val="20"/>
+          <w:szCs w:val="20"/>
+          <w:lang w:val="en-US" w:eastAsia="ru-RU"/>
+          <w14:ligatures w14:val="none"/>
+        </w:rPr>
+        <w:t>THEN</w:t>
+      </w:r>
+      <w:r>
+        <w:rPr>
+          <w:rFonts w:ascii="Courier New" w:eastAsia="Times New Roman" w:hAnsi="Courier New" w:cs="Courier New"/>
+          <w:color w:val="CF8E6D"/>
+          <w:kern w:val="0"/>
+          <w:sz w:val="20"/>
+          <w:szCs w:val="20"/>
+          <w:lang w:val="en-US" w:eastAsia="ru-RU"/>
+          <w14:ligatures w14:val="none"/>
+        </w:rPr>
+        <w:br/>
+        <w:t xml:space="preserve">    ALTER TABLE </w:t>
+      </w:r>
+      <w:r>
+        <w:rPr>
+          <w:rFonts w:ascii="Courier New" w:eastAsia="Times New Roman" w:hAnsi="Courier New" w:cs="Courier New"/>
+          <w:color w:val="BCBEC4"/>
+          <w:kern w:val="0"/>
+          <w:sz w:val="20"/>
+          <w:szCs w:val="20"/>
+          <w:lang w:val="en-US" w:eastAsia="ru-RU"/>
+          <w14:ligatures w14:val="none"/>
+        </w:rPr>
+        <w:t>orders</w:t>
+      </w:r>
+      <w:r>
+        <w:rPr>
+          <w:rFonts w:ascii="Courier New" w:eastAsia="Times New Roman" w:hAnsi="Courier New" w:cs="Courier New"/>
+          <w:color w:val="BCBEC4"/>
+          <w:kern w:val="0"/>
+          <w:sz w:val="20"/>
+          <w:szCs w:val="20"/>
+          <w:lang w:val="en-US" w:eastAsia="ru-RU"/>
+          <w14:ligatures w14:val="none"/>
+        </w:rPr>
+        <w:br/>
+        <w:t xml:space="preserve">      </w:t>
+      </w:r>
+      <w:r>
+        <w:rPr>
+          <w:rFonts w:ascii="Courier New" w:eastAsia="Times New Roman" w:hAnsi="Courier New" w:cs="Courier New"/>
+          <w:color w:val="CF8E6D"/>
+          <w:kern w:val="0"/>
+          <w:sz w:val="20"/>
+          <w:szCs w:val="20"/>
+          <w:lang w:val="en-US" w:eastAsia="ru-RU"/>
+          <w14:ligatures w14:val="none"/>
+        </w:rPr>
+        <w:t xml:space="preserve">ADD CONSTRAINT </w:t>
+      </w:r>
+      <w:r>
+        <w:rPr>
+          <w:rFonts w:ascii="Courier New" w:eastAsia="Times New Roman" w:hAnsi="Courier New" w:cs="Courier New"/>
+          <w:color w:val="BCBEC4"/>
+          <w:kern w:val="0"/>
+          <w:sz w:val="20"/>
+          <w:szCs w:val="20"/>
+          <w:lang w:val="en-US" w:eastAsia="ru-RU"/>
+          <w14:ligatures w14:val="none"/>
+        </w:rPr>
+        <w:t xml:space="preserve">fk_orders_typography </w:t>
+      </w:r>
+      <w:r>
+        <w:rPr>
+          <w:rFonts w:ascii="Courier New" w:eastAsia="Times New Roman" w:hAnsi="Courier New" w:cs="Courier New"/>
+          <w:color w:val="CF8E6D"/>
+          <w:kern w:val="0"/>
+          <w:sz w:val="20"/>
+          <w:szCs w:val="20"/>
+          <w:lang w:val="en-US" w:eastAsia="ru-RU"/>
+          <w14:ligatures w14:val="none"/>
+        </w:rPr>
+        <w:t>FOREIGN KEY</w:t>
+      </w:r>
+      <w:r>
+        <w:rPr>
+          <w:rFonts w:ascii="Courier New" w:eastAsia="Times New Roman" w:hAnsi="Courier New" w:cs="Courier New"/>
+          <w:color w:val="BCBEC4"/>
+          <w:kern w:val="0"/>
+          <w:sz w:val="20"/>
+          <w:szCs w:val="20"/>
+          <w:lang w:val="en-US" w:eastAsia="ru-RU"/>
+          <w14:ligatures w14:val="none"/>
+        </w:rPr>
+        <w:t>(</w:t>
+      </w:r>
+      <w:r>
+        <w:rPr>
+          <w:rFonts w:ascii="Courier New" w:eastAsia="Times New Roman" w:hAnsi="Courier New" w:cs="Courier New"/>
+          <w:color w:val="C77DBB"/>
+          <w:kern w:val="0"/>
+          <w:sz w:val="20"/>
+          <w:szCs w:val="20"/>
+          <w:lang w:val="en-US" w:eastAsia="ru-RU"/>
+          <w14:ligatures w14:val="none"/>
+        </w:rPr>
+        <w:t>typography_id</w:t>
+      </w:r>
+      <w:r>
+        <w:rPr>
+          <w:rFonts w:ascii="Courier New" w:eastAsia="Times New Roman" w:hAnsi="Courier New" w:cs="Courier New"/>
+          <w:color w:val="BCBEC4"/>
+          <w:kern w:val="0"/>
+          <w:sz w:val="20"/>
+          <w:szCs w:val="20"/>
+          <w:lang w:val="en-US" w:eastAsia="ru-RU"/>
+          <w14:ligatures w14:val="none"/>
+        </w:rPr>
+        <w:t>)</w:t>
+      </w:r>
+      <w:r>
+        <w:rPr>
+          <w:rFonts w:ascii="Courier New" w:eastAsia="Times New Roman" w:hAnsi="Courier New" w:cs="Courier New"/>
+          <w:color w:val="BCBEC4"/>
+          <w:kern w:val="0"/>
+          <w:sz w:val="20"/>
+          <w:szCs w:val="20"/>
+          <w:lang w:val="en-US" w:eastAsia="ru-RU"/>
+          <w14:ligatures w14:val="none"/>
+        </w:rPr>
+        <w:br/>
+        <w:t xml:space="preserve">        </w:t>
+      </w:r>
+      <w:r>
+        <w:rPr>
+          <w:rFonts w:ascii="Courier New" w:eastAsia="Times New Roman" w:hAnsi="Courier New" w:cs="Courier New"/>
+          <w:color w:val="CF8E6D"/>
+          <w:kern w:val="0"/>
+          <w:sz w:val="20"/>
+          <w:szCs w:val="20"/>
+          <w:lang w:val="en-US" w:eastAsia="ru-RU"/>
+          <w14:ligatures w14:val="none"/>
+        </w:rPr>
+        <w:t xml:space="preserve">REFERENCES </w:t>
+      </w:r>
+      <w:r>
+        <w:rPr>
+          <w:rFonts w:ascii="Courier New" w:eastAsia="Times New Roman" w:hAnsi="Courier New" w:cs="Courier New"/>
+          <w:color w:val="BCBEC4"/>
+          <w:kern w:val="0"/>
+          <w:sz w:val="20"/>
+          <w:szCs w:val="20"/>
+          <w:lang w:val="en-US" w:eastAsia="ru-RU"/>
+          <w14:ligatures w14:val="none"/>
+        </w:rPr>
+        <w:t>typographies(</w:t>
+      </w:r>
+      <w:r>
+        <w:rPr>
+          <w:rFonts w:ascii="Courier New" w:eastAsia="Times New Roman" w:hAnsi="Courier New" w:cs="Courier New"/>
+          <w:color w:val="C77DBB"/>
+          <w:kern w:val="0"/>
+          <w:sz w:val="20"/>
+          <w:szCs w:val="20"/>
+          <w:lang w:val="en-US" w:eastAsia="ru-RU"/>
+          <w14:ligatures w14:val="none"/>
+        </w:rPr>
+        <w:t>id</w:t>
+      </w:r>
+      <w:r>
+        <w:rPr>
+          <w:rFonts w:ascii="Courier New" w:eastAsia="Times New Roman" w:hAnsi="Courier New" w:cs="Courier New"/>
+          <w:color w:val="BCBEC4"/>
+          <w:kern w:val="0"/>
+          <w:sz w:val="20"/>
+          <w:szCs w:val="20"/>
+          <w:lang w:val="en-US" w:eastAsia="ru-RU"/>
+          <w14:ligatures w14:val="none"/>
+        </w:rPr>
+        <w:t>);</w:t>
+      </w:r>
+      <w:r>
+        <w:rPr>
+          <w:rFonts w:ascii="Courier New" w:eastAsia="Times New Roman" w:hAnsi="Courier New" w:cs="Courier New"/>
+          <w:color w:val="BCBEC4"/>
+          <w:kern w:val="0"/>
+          <w:sz w:val="20"/>
+          <w:szCs w:val="20"/>
+          <w:lang w:val="en-US" w:eastAsia="ru-RU"/>
+          <w14:ligatures w14:val="none"/>
+        </w:rPr>
+        <w:br/>
+        <w:t xml:space="preserve">  </w:t>
+      </w:r>
+      <w:r>
+        <w:rPr>
+          <w:rFonts w:ascii="Courier New" w:eastAsia="Times New Roman" w:hAnsi="Courier New" w:cs="Courier New"/>
+          <w:color w:val="CF8E6D"/>
+          <w:kern w:val="0"/>
+          <w:sz w:val="20"/>
+          <w:szCs w:val="20"/>
+          <w:lang w:val="en-US" w:eastAsia="ru-RU"/>
+          <w14:ligatures w14:val="none"/>
+        </w:rPr>
+        <w:t>END IF</w:t>
+      </w:r>
+      <w:r>
+        <w:rPr>
+          <w:rFonts w:ascii="Courier New" w:eastAsia="Times New Roman" w:hAnsi="Courier New" w:cs="Courier New"/>
+          <w:color w:val="BCBEC4"/>
+          <w:kern w:val="0"/>
+          <w:sz w:val="20"/>
+          <w:szCs w:val="20"/>
+          <w:lang w:val="en-US" w:eastAsia="ru-RU"/>
+          <w14:ligatures w14:val="none"/>
+        </w:rPr>
+        <w:t>;</w:t>
+      </w:r>
+      <w:r>
+        <w:rPr>
+          <w:rFonts w:ascii="Courier New" w:eastAsia="Times New Roman" w:hAnsi="Courier New" w:cs="Courier New"/>
+          <w:color w:val="BCBEC4"/>
+          <w:kern w:val="0"/>
+          <w:sz w:val="20"/>
+          <w:szCs w:val="20"/>
+          <w:lang w:val="en-US" w:eastAsia="ru-RU"/>
+          <w14:ligatures w14:val="none"/>
+        </w:rPr>
+        <w:br/>
+      </w:r>
+      <w:r>
+        <w:rPr>
+          <w:rFonts w:ascii="Courier New" w:eastAsia="Times New Roman" w:hAnsi="Courier New" w:cs="Courier New"/>
+          <w:color w:val="CF8E6D"/>
+          <w:kern w:val="0"/>
+          <w:sz w:val="20"/>
+          <w:szCs w:val="20"/>
+          <w:lang w:val="en-US" w:eastAsia="ru-RU"/>
+          <w14:ligatures w14:val="none"/>
+        </w:rPr>
+        <w:t>END</w:t>
+      </w:r>
+      <w:r>
+        <w:rPr>
+          <w:rFonts w:ascii="Courier New" w:eastAsia="Times New Roman" w:hAnsi="Courier New" w:cs="Courier New"/>
+          <w:color w:val="BCBEC4"/>
+          <w:kern w:val="0"/>
+          <w:sz w:val="20"/>
+          <w:szCs w:val="20"/>
+          <w:lang w:val="en-US" w:eastAsia="ru-RU"/>
+          <w14:ligatures w14:val="none"/>
+        </w:rPr>
+        <w:t>;</w:t>
+      </w:r>
+      <w:r>
+        <w:rPr>
+          <w:rFonts w:ascii="Courier New" w:eastAsia="Times New Roman" w:hAnsi="Courier New" w:cs="Courier New"/>
+          <w:color w:val="BCBEC4"/>
+          <w:kern w:val="0"/>
+          <w:sz w:val="20"/>
+          <w:szCs w:val="20"/>
+          <w:lang w:val="en-US" w:eastAsia="ru-RU"/>
+          <w14:ligatures w14:val="none"/>
+        </w:rPr>
+        <w:br/>
+      </w:r>
+      <w:r>
+        <w:rPr>
+          <w:rFonts w:ascii="Courier New" w:eastAsia="Times New Roman" w:hAnsi="Courier New" w:cs="Courier New"/>
+          <w:color w:val="6AAB73"/>
+          <w:kern w:val="0"/>
+          <w:sz w:val="20"/>
+          <w:szCs w:val="20"/>
+          <w:lang w:val="en-US" w:eastAsia="ru-RU"/>
+          <w14:ligatures w14:val="none"/>
+        </w:rPr>
+        <w:t>$$</w:t>
+      </w:r>
+      <w:r>
+        <w:rPr>
+          <w:rFonts w:ascii="Courier New" w:eastAsia="Times New Roman" w:hAnsi="Courier New" w:cs="Courier New"/>
+          <w:color w:val="BCBEC4"/>
+          <w:kern w:val="0"/>
+          <w:sz w:val="20"/>
+          <w:szCs w:val="20"/>
+          <w:lang w:val="en-US" w:eastAsia="ru-RU"/>
+          <w14:ligatures w14:val="none"/>
+        </w:rPr>
+        <w:t>;</w:t>
+      </w:r>
+      <w:r>
+        <w:rPr>
+          <w:rFonts w:ascii="Courier New" w:eastAsia="Times New Roman" w:hAnsi="Courier New" w:cs="Courier New"/>
+          <w:color w:val="BCBEC4"/>
+          <w:kern w:val="0"/>
+          <w:sz w:val="20"/>
+          <w:szCs w:val="20"/>
+          <w:lang w:val="en-US" w:eastAsia="ru-RU"/>
+          <w14:ligatures w14:val="none"/>
+        </w:rPr>
+        <w:br/>
+      </w:r>
+      <w:r>
+        <w:rPr>
+          <w:rFonts w:ascii="Courier New" w:eastAsia="Times New Roman" w:hAnsi="Courier New" w:cs="Courier New"/>
+          <w:color w:val="BCBEC4"/>
+          <w:kern w:val="0"/>
+          <w:sz w:val="20"/>
+          <w:szCs w:val="20"/>
+          <w:lang w:val="en-US" w:eastAsia="ru-RU"/>
+          <w14:ligatures w14:val="none"/>
+        </w:rPr>
+        <w:br/>
+      </w:r>
+      <w:r>
+        <w:rPr>
+          <w:rFonts w:ascii="Courier New" w:eastAsia="Times New Roman" w:hAnsi="Courier New" w:cs="Courier New"/>
+          <w:color w:val="7A7E85"/>
+          <w:kern w:val="0"/>
+          <w:sz w:val="20"/>
+          <w:szCs w:val="20"/>
+          <w:lang w:val="en-US" w:eastAsia="ru-RU"/>
+          <w14:ligatures w14:val="none"/>
+        </w:rPr>
+        <w:t>-- 6. Drop duplicated typography columns from orders if they still exist</w:t>
+      </w:r>
+      <w:r>
+        <w:rPr>
+          <w:rFonts w:ascii="Courier New" w:eastAsia="Times New Roman" w:hAnsi="Courier New" w:cs="Courier New"/>
+          <w:color w:val="7A7E85"/>
+          <w:kern w:val="0"/>
+          <w:sz w:val="20"/>
+          <w:szCs w:val="20"/>
+          <w:lang w:val="en-US" w:eastAsia="ru-RU"/>
+          <w14:ligatures w14:val="none"/>
+        </w:rPr>
+        <w:br/>
+      </w:r>
+      <w:r>
+        <w:rPr>
+          <w:rFonts w:ascii="Courier New" w:eastAsia="Times New Roman" w:hAnsi="Courier New" w:cs="Courier New"/>
+          <w:color w:val="CF8E6D"/>
+          <w:kern w:val="0"/>
+          <w:sz w:val="20"/>
+          <w:szCs w:val="20"/>
+          <w:lang w:val="en-US" w:eastAsia="ru-RU"/>
+          <w14:ligatures w14:val="none"/>
+        </w:rPr>
+        <w:t xml:space="preserve">ALTER TABLE </w:t>
+      </w:r>
+      <w:r>
+        <w:rPr>
+          <w:rFonts w:ascii="Courier New" w:eastAsia="Times New Roman" w:hAnsi="Courier New" w:cs="Courier New"/>
+          <w:color w:val="BCBEC4"/>
+          <w:kern w:val="0"/>
+          <w:sz w:val="20"/>
+          <w:szCs w:val="20"/>
+          <w:lang w:val="en-US" w:eastAsia="ru-RU"/>
+          <w14:ligatures w14:val="none"/>
+        </w:rPr>
+        <w:t>orders</w:t>
+      </w:r>
+      <w:r>
+        <w:rPr>
+          <w:rFonts w:ascii="Courier New" w:eastAsia="Times New Roman" w:hAnsi="Courier New" w:cs="Courier New"/>
+          <w:color w:val="BCBEC4"/>
+          <w:kern w:val="0"/>
+          <w:sz w:val="20"/>
+          <w:szCs w:val="20"/>
+          <w:lang w:val="en-US" w:eastAsia="ru-RU"/>
+          <w14:ligatures w14:val="none"/>
+        </w:rPr>
+        <w:br/>
+        <w:t xml:space="preserve">  </w:t>
+      </w:r>
+      <w:r>
+        <w:rPr>
+          <w:rFonts w:ascii="Courier New" w:eastAsia="Times New Roman" w:hAnsi="Courier New" w:cs="Courier New"/>
+          <w:color w:val="CF8E6D"/>
+          <w:kern w:val="0"/>
+          <w:sz w:val="20"/>
+          <w:szCs w:val="20"/>
+          <w:lang w:val="en-US" w:eastAsia="ru-RU"/>
+          <w14:ligatures w14:val="none"/>
+        </w:rPr>
+        <w:t xml:space="preserve">DROP COLUMN IF EXISTS </w:t>
+      </w:r>
+      <w:r>
+        <w:rPr>
+          <w:rFonts w:ascii="Courier New" w:eastAsia="Times New Roman" w:hAnsi="Courier New" w:cs="Courier New"/>
+          <w:color w:val="C77DBB"/>
+          <w:kern w:val="0"/>
+          <w:sz w:val="20"/>
+          <w:szCs w:val="20"/>
+          <w:lang w:val="en-US" w:eastAsia="ru-RU"/>
+          <w14:ligatures w14:val="none"/>
+        </w:rPr>
+        <w:t>typography_name</w:t>
+      </w:r>
+      <w:r>
+        <w:rPr>
+          <w:rFonts w:ascii="Courier New" w:eastAsia="Times New Roman" w:hAnsi="Courier New" w:cs="Courier New"/>
+          <w:color w:val="BCBEC4"/>
+          <w:kern w:val="0"/>
+          <w:sz w:val="20"/>
+          <w:szCs w:val="20"/>
+          <w:lang w:val="en-US" w:eastAsia="ru-RU"/>
+          <w14:ligatures w14:val="none"/>
+        </w:rPr>
+        <w:t>,</w:t>
+      </w:r>
+      <w:r>
+        <w:rPr>
+          <w:rFonts w:ascii="Courier New" w:eastAsia="Times New Roman" w:hAnsi="Courier New" w:cs="Courier New"/>
+          <w:color w:val="BCBEC4"/>
+          <w:kern w:val="0"/>
+          <w:sz w:val="20"/>
+          <w:szCs w:val="20"/>
+          <w:lang w:val="en-US" w:eastAsia="ru-RU"/>
+          <w14:ligatures w14:val="none"/>
+        </w:rPr>
+        <w:br/>
+        <w:t xml:space="preserve">  </w:t>
+      </w:r>
+      <w:r>
+        <w:rPr>
+          <w:rFonts w:ascii="Courier New" w:eastAsia="Times New Roman" w:hAnsi="Courier New" w:cs="Courier New"/>
+          <w:color w:val="CF8E6D"/>
+          <w:kern w:val="0"/>
+          <w:sz w:val="20"/>
+          <w:szCs w:val="20"/>
+          <w:lang w:val="en-US" w:eastAsia="ru-RU"/>
+          <w14:ligatures w14:val="none"/>
+        </w:rPr>
+        <w:t xml:space="preserve">DROP COLUMN IF EXISTS </w:t>
+      </w:r>
+      <w:r>
+        <w:rPr>
+          <w:rFonts w:ascii="Courier New" w:eastAsia="Times New Roman" w:hAnsi="Courier New" w:cs="Courier New"/>
+          <w:color w:val="C77DBB"/>
+          <w:kern w:val="0"/>
+          <w:sz w:val="20"/>
+          <w:szCs w:val="20"/>
+          <w:lang w:val="en-US" w:eastAsia="ru-RU"/>
+          <w14:ligatures w14:val="none"/>
+        </w:rPr>
+        <w:t>typography_addr</w:t>
+      </w:r>
+      <w:r>
+        <w:rPr>
+          <w:rFonts w:ascii="Courier New" w:eastAsia="Times New Roman" w:hAnsi="Courier New" w:cs="Courier New"/>
+          <w:color w:val="BCBEC4"/>
+          <w:kern w:val="0"/>
+          <w:sz w:val="20"/>
+          <w:szCs w:val="20"/>
+          <w:lang w:val="en-US" w:eastAsia="ru-RU"/>
+          <w14:ligatures w14:val="none"/>
+        </w:rPr>
+        <w:t>,</w:t>
+      </w:r>
+      <w:r>
+        <w:rPr>
+          <w:rFonts w:ascii="Courier New" w:eastAsia="Times New Roman" w:hAnsi="Courier New" w:cs="Courier New"/>
+          <w:color w:val="BCBEC4"/>
+          <w:kern w:val="0"/>
+          <w:sz w:val="20"/>
+          <w:szCs w:val="20"/>
+          <w:lang w:val="en-US" w:eastAsia="ru-RU"/>
+          <w14:ligatures w14:val="none"/>
+        </w:rPr>
+        <w:br/>
+        <w:t xml:space="preserve">  </w:t>
+      </w:r>
+      <w:r>
+        <w:rPr>
+          <w:rFonts w:ascii="Courier New" w:eastAsia="Times New Roman" w:hAnsi="Courier New" w:cs="Courier New"/>
+          <w:color w:val="CF8E6D"/>
+          <w:kern w:val="0"/>
+          <w:sz w:val="20"/>
+          <w:szCs w:val="20"/>
+          <w:lang w:val="en-US" w:eastAsia="ru-RU"/>
+          <w14:ligatures w14:val="none"/>
+        </w:rPr>
+        <w:t xml:space="preserve">DROP COLUMN IF EXISTS </w:t>
+      </w:r>
+      <w:r>
+        <w:rPr>
+          <w:rFonts w:ascii="Courier New" w:eastAsia="Times New Roman" w:hAnsi="Courier New" w:cs="Courier New"/>
+          <w:color w:val="C77DBB"/>
+          <w:kern w:val="0"/>
+          <w:sz w:val="20"/>
+          <w:szCs w:val="20"/>
+          <w:lang w:val="en-US" w:eastAsia="ru-RU"/>
+          <w14:ligatures w14:val="none"/>
+        </w:rPr>
+        <w:t>typography_tel</w:t>
+      </w:r>
+      <w:r>
+        <w:rPr>
+          <w:rFonts w:ascii="Courier New" w:eastAsia="Times New Roman" w:hAnsi="Courier New" w:cs="Courier New"/>
+          <w:color w:val="BCBEC4"/>
+          <w:kern w:val="0"/>
+          <w:sz w:val="20"/>
+          <w:szCs w:val="20"/>
+          <w:lang w:val="en-US" w:eastAsia="ru-RU"/>
+          <w14:ligatures w14:val="none"/>
+        </w:rPr>
+        <w:t>;</w:t>
+      </w:r>
+      <w:r>
+        <w:rPr>
+          <w:rFonts w:ascii="Courier New" w:eastAsia="Times New Roman" w:hAnsi="Courier New" w:cs="Courier New"/>
+          <w:color w:val="BCBEC4"/>
+          <w:kern w:val="0"/>
+          <w:sz w:val="20"/>
+          <w:szCs w:val="20"/>
+          <w:lang w:val="en-US" w:eastAsia="ru-RU"/>
+          <w14:ligatures w14:val="none"/>
+        </w:rPr>
+        <w:br/>
+      </w:r>
+      <w:r>
+        <w:rPr>
+          <w:rFonts w:ascii="Courier New" w:eastAsia="Times New Roman" w:hAnsi="Courier New" w:cs="Courier New"/>
+          <w:color w:val="BCBEC4"/>
+          <w:kern w:val="0"/>
+          <w:sz w:val="20"/>
+          <w:szCs w:val="20"/>
+          <w:lang w:val="en-US" w:eastAsia="ru-RU"/>
+          <w14:ligatures w14:val="none"/>
+        </w:rPr>
+        <w:br/>
+      </w:r>
+      <w:r>
+        <w:rPr>
+          <w:rFonts w:ascii="Courier New" w:eastAsia="Times New Roman" w:hAnsi="Courier New" w:cs="Courier New"/>
+          <w:color w:val="CF8E6D"/>
+          <w:kern w:val="0"/>
+          <w:sz w:val="20"/>
+          <w:szCs w:val="20"/>
+          <w:lang w:val="en-US" w:eastAsia="ru-RU"/>
+          <w14:ligatures w14:val="none"/>
+        </w:rPr>
+        <w:t>COMMIT</w:t>
+      </w:r>
+      <w:r>
+        <w:rPr>
+          <w:rFonts w:ascii="Courier New" w:eastAsia="Times New Roman" w:hAnsi="Courier New" w:cs="Courier New"/>
+          <w:color w:val="BCBEC4"/>
+          <w:kern w:val="0"/>
+          <w:sz w:val="20"/>
+          <w:szCs w:val="20"/>
+          <w:lang w:val="en-US" w:eastAsia="ru-RU"/>
+          <w14:ligatures w14:val="none"/>
+        </w:rPr>
+        <w:t>;</w:t>
+      </w:r>
+    </w:p>
+    <w:p>
+      <w:pPr>
+        <w:rPr>
+          <w:lang w:val="en-US"/>
+        </w:rPr>
+      </w:pPr>
     </w:p>
     <w:sectPr>
       <w:pgSz w:w="11906" w:h="16838"/>
@@ -685,7 +3000,6 @@
   <w:style w:type="character" w:default="1" w:styleId="a0">
     <w:name w:val="Default Paragraph Font"/>
     <w:uiPriority w:val="1"/>
-    <w:semiHidden/>
     <w:unhideWhenUsed/>
   </w:style>
   <w:style w:type="table" w:default="1" w:styleId="a1">
